--- a/documentación/Informes de Pruebas de Calidad/4.0 CU Gestión de Citas - Informe Prueba de Calidad.docx
+++ b/documentación/Informes de Pruebas de Calidad/4.0 CU Gestión de Citas - Informe Prueba de Calidad.docx
@@ -157,7 +157,7 @@
           <w:szCs w:val="36"/>
           <w:lang w:val="es-GT"/>
         </w:rPr>
-        <w:t>2</w:t>
+        <w:t>4</w:t>
       </w:r>
       <w:r>
         <w:rPr>
@@ -181,22 +181,8 @@
           <w:szCs w:val="36"/>
           <w:lang w:val="es-GT"/>
         </w:rPr>
-        <w:t xml:space="preserve">Registro de Pacientes y </w:t>
+        <w:t>Gestión de Citas</w:t>
       </w:r>
-      <w:proofErr w:type="spellStart"/>
-      <w:r>
-        <w:rPr>
-          <w:rFonts w:ascii="Calibri" w:hAnsi="Calibri"/>
-          <w:b/>
-          <w:i/>
-          <w:color w:val="00B050"/>
-          <w:sz w:val="36"/>
-          <w:szCs w:val="36"/>
-          <w:lang w:val="es-GT"/>
-        </w:rPr>
-        <w:t>Triaje</w:t>
-      </w:r>
-      <w:proofErr w:type="spellEnd"/>
     </w:p>
     <w:p>
       <w:pPr>
@@ -502,7 +488,6 @@
                 <w:lang w:eastAsia="es-VE"/>
               </w:rPr>
             </w:pPr>
-            <w:proofErr w:type="spellStart"/>
             <w:r>
               <w:rPr>
                 <w:rFonts w:eastAsia="Times New Roman" w:cs="Arial"/>
@@ -514,7 +499,6 @@
               </w:rPr>
               <w:t>Fecha</w:t>
             </w:r>
-            <w:proofErr w:type="spellEnd"/>
           </w:p>
         </w:tc>
         <w:tc>
@@ -535,7 +519,6 @@
                 <w:lang w:eastAsia="es-VE"/>
               </w:rPr>
             </w:pPr>
-            <w:proofErr w:type="spellStart"/>
             <w:r>
               <w:rPr>
                 <w:rFonts w:eastAsia="Times New Roman" w:cs="Arial"/>
@@ -547,7 +530,6 @@
               </w:rPr>
               <w:t>Versión</w:t>
             </w:r>
-            <w:proofErr w:type="spellEnd"/>
           </w:p>
         </w:tc>
         <w:tc>
@@ -630,7 +612,6 @@
                 <w:lang w:eastAsia="es-VE"/>
               </w:rPr>
             </w:pPr>
-            <w:proofErr w:type="spellStart"/>
             <w:r>
               <w:rPr>
                 <w:rFonts w:eastAsia="Times New Roman" w:cs="Arial"/>
@@ -642,7 +623,6 @@
               </w:rPr>
               <w:t>Descripción</w:t>
             </w:r>
-            <w:proofErr w:type="spellEnd"/>
           </w:p>
         </w:tc>
       </w:tr>
@@ -784,7 +764,6 @@
                 <w:lang w:eastAsia="es-VE"/>
               </w:rPr>
             </w:pPr>
-            <w:proofErr w:type="spellStart"/>
             <w:r>
               <w:rPr>
                 <w:rFonts w:eastAsia="Times New Roman" w:cs="Arial"/>
@@ -794,9 +773,8 @@
                 <w:szCs w:val="20"/>
                 <w:lang w:eastAsia="es-VE"/>
               </w:rPr>
-              <w:t>Prueba</w:t>
-            </w:r>
-            <w:proofErr w:type="spellEnd"/>
+              <w:t xml:space="preserve">Prueba de Calidad CU </w:t>
+            </w:r>
             <w:r>
               <w:rPr>
                 <w:rFonts w:eastAsia="Times New Roman" w:cs="Arial"/>
@@ -806,18 +784,7 @@
                 <w:szCs w:val="20"/>
                 <w:lang w:eastAsia="es-VE"/>
               </w:rPr>
-              <w:t xml:space="preserve"> de Calidad CU </w:t>
-            </w:r>
-            <w:r>
-              <w:rPr>
-                <w:rFonts w:eastAsia="Times New Roman" w:cs="Arial"/>
-                <w:b/>
-                <w:color w:val="000000"/>
-                <w:sz w:val="20"/>
-                <w:szCs w:val="20"/>
-                <w:lang w:eastAsia="es-VE"/>
-              </w:rPr>
-              <w:t>02</w:t>
+              <w:t>03</w:t>
             </w:r>
           </w:p>
         </w:tc>
@@ -1297,7 +1264,6 @@
                 <w:lang w:eastAsia="es-VE"/>
               </w:rPr>
             </w:pPr>
-            <w:proofErr w:type="spellStart"/>
             <w:r>
               <w:rPr>
                 <w:rFonts w:eastAsia="Times New Roman" w:cs="Arial"/>
@@ -1305,19 +1271,24 @@
                 <w:szCs w:val="24"/>
                 <w:lang w:eastAsia="es-VE"/>
               </w:rPr>
-              <w:t>Fecha</w:t>
-            </w:r>
-            <w:proofErr w:type="spellEnd"/>
-            <w:r>
+              <w:t>Fecha de preparación</w:t>
+            </w:r>
+          </w:p>
+        </w:tc>
+        <w:tc>
+          <w:tcPr>
+            <w:tcW w:w="5609" w:type="dxa"/>
+          </w:tcPr>
+          <w:p>
+            <w:pPr>
+              <w:spacing w:after="0" w:line="240" w:lineRule="auto"/>
               <w:rPr>
                 <w:rFonts w:eastAsia="Times New Roman" w:cs="Arial"/>
                 <w:color w:val="000000"/>
                 <w:szCs w:val="24"/>
                 <w:lang w:eastAsia="es-VE"/>
               </w:rPr>
-              <w:t xml:space="preserve"> de </w:t>
-            </w:r>
-            <w:proofErr w:type="spellStart"/>
+            </w:pPr>
             <w:r>
               <w:rPr>
                 <w:rFonts w:eastAsia="Times New Roman" w:cs="Arial"/>
@@ -1325,14 +1296,15 @@
                 <w:szCs w:val="24"/>
                 <w:lang w:eastAsia="es-VE"/>
               </w:rPr>
-              <w:t>preparación</w:t>
-            </w:r>
-            <w:proofErr w:type="spellEnd"/>
-          </w:p>
-        </w:tc>
-        <w:tc>
-          <w:tcPr>
-            <w:tcW w:w="5609" w:type="dxa"/>
+              <w:t>27-05-2026</w:t>
+            </w:r>
+          </w:p>
+        </w:tc>
+      </w:tr>
+      <w:tr>
+        <w:tc>
+          <w:tcPr>
+            <w:tcW w:w="3261" w:type="dxa"/>
           </w:tcPr>
           <w:p>
             <w:pPr>
@@ -1351,15 +1323,13 @@
                 <w:szCs w:val="24"/>
                 <w:lang w:eastAsia="es-VE"/>
               </w:rPr>
-              <w:t>27-05-2026</w:t>
-            </w:r>
-          </w:p>
-        </w:tc>
-      </w:tr>
-      <w:tr>
-        <w:tc>
-          <w:tcPr>
-            <w:tcW w:w="3261" w:type="dxa"/>
+              <w:t>Cliente</w:t>
+            </w:r>
+          </w:p>
+        </w:tc>
+        <w:tc>
+          <w:tcPr>
+            <w:tcW w:w="5609" w:type="dxa"/>
           </w:tcPr>
           <w:p>
             <w:pPr>
@@ -1371,49 +1341,47 @@
                 <w:lang w:eastAsia="es-VE"/>
               </w:rPr>
             </w:pPr>
-            <w:proofErr w:type="spellStart"/>
-            <w:r>
+            <w:r>
+              <w:rPr>
+                <w:rFonts w:eastAsia="Times New Roman" w:cs="Arial"/>
+                <w:color w:val="000000"/>
+                <w:szCs w:val="24"/>
+                <w:lang w:val="es-GT" w:eastAsia="es-VE"/>
+              </w:rPr>
+              <w:t>HIS</w:t>
+            </w:r>
+          </w:p>
+        </w:tc>
+      </w:tr>
+      <w:tr>
+        <w:tc>
+          <w:tcPr>
+            <w:tcW w:w="3261" w:type="dxa"/>
+          </w:tcPr>
+          <w:p>
+            <w:pPr>
+              <w:spacing w:after="0" w:line="240" w:lineRule="auto"/>
               <w:rPr>
                 <w:rFonts w:eastAsia="Times New Roman" w:cs="Arial"/>
                 <w:color w:val="000000"/>
                 <w:szCs w:val="24"/>
                 <w:lang w:eastAsia="es-VE"/>
               </w:rPr>
-              <w:t>Cliente</w:t>
-            </w:r>
-            <w:proofErr w:type="spellEnd"/>
-          </w:p>
-        </w:tc>
-        <w:tc>
-          <w:tcPr>
-            <w:tcW w:w="5609" w:type="dxa"/>
-          </w:tcPr>
-          <w:p>
-            <w:pPr>
-              <w:spacing w:after="0" w:line="240" w:lineRule="auto"/>
+            </w:pPr>
+            <w:r>
               <w:rPr>
                 <w:rFonts w:eastAsia="Times New Roman" w:cs="Arial"/>
                 <w:color w:val="000000"/>
                 <w:szCs w:val="24"/>
                 <w:lang w:eastAsia="es-VE"/>
               </w:rPr>
-            </w:pPr>
-            <w:r>
-              <w:rPr>
-                <w:rFonts w:eastAsia="Times New Roman" w:cs="Arial"/>
-                <w:color w:val="000000"/>
-                <w:szCs w:val="24"/>
-                <w:lang w:val="es-GT" w:eastAsia="es-VE"/>
-              </w:rPr>
-              <w:t>HIS</w:t>
-            </w:r>
-          </w:p>
-        </w:tc>
-      </w:tr>
-      <w:tr>
-        <w:tc>
-          <w:tcPr>
-            <w:tcW w:w="3261" w:type="dxa"/>
+              <w:t>Patrocinador principal</w:t>
+            </w:r>
+          </w:p>
+        </w:tc>
+        <w:tc>
+          <w:tcPr>
+            <w:tcW w:w="5609" w:type="dxa"/>
           </w:tcPr>
           <w:p>
             <w:pPr>
@@ -1425,7 +1393,6 @@
                 <w:lang w:eastAsia="es-VE"/>
               </w:rPr>
             </w:pPr>
-            <w:proofErr w:type="spellStart"/>
             <w:r>
               <w:rPr>
                 <w:rFonts w:eastAsia="Times New Roman" w:cs="Arial"/>
@@ -1433,112 +1400,35 @@
                 <w:szCs w:val="24"/>
                 <w:lang w:eastAsia="es-VE"/>
               </w:rPr>
-              <w:t>Patrocinador</w:t>
-            </w:r>
-            <w:proofErr w:type="spellEnd"/>
-            <w:r>
+              <w:t>HIS Team</w:t>
+            </w:r>
+          </w:p>
+        </w:tc>
+      </w:tr>
+      <w:tr>
+        <w:tc>
+          <w:tcPr>
+            <w:tcW w:w="3261" w:type="dxa"/>
+          </w:tcPr>
+          <w:p>
+            <w:pPr>
+              <w:spacing w:after="0" w:line="240" w:lineRule="auto"/>
               <w:rPr>
                 <w:rFonts w:eastAsia="Times New Roman" w:cs="Arial"/>
                 <w:color w:val="000000"/>
                 <w:szCs w:val="24"/>
                 <w:lang w:eastAsia="es-VE"/>
               </w:rPr>
-              <w:t xml:space="preserve"> principal</w:t>
-            </w:r>
-          </w:p>
-        </w:tc>
-        <w:tc>
-          <w:tcPr>
-            <w:tcW w:w="5609" w:type="dxa"/>
-          </w:tcPr>
-          <w:p>
-            <w:pPr>
-              <w:spacing w:after="0" w:line="240" w:lineRule="auto"/>
+            </w:pPr>
+            <w:r>
               <w:rPr>
                 <w:rFonts w:eastAsia="Times New Roman" w:cs="Arial"/>
                 <w:color w:val="000000"/>
                 <w:szCs w:val="24"/>
                 <w:lang w:eastAsia="es-VE"/>
               </w:rPr>
-            </w:pPr>
-            <w:r>
-              <w:rPr>
-                <w:rFonts w:eastAsia="Times New Roman" w:cs="Arial"/>
-                <w:color w:val="000000"/>
-                <w:szCs w:val="24"/>
-                <w:lang w:eastAsia="es-VE"/>
-              </w:rPr>
-              <w:t>HIS Team</w:t>
-            </w:r>
-          </w:p>
-        </w:tc>
-      </w:tr>
-      <w:tr>
-        <w:tc>
-          <w:tcPr>
-            <w:tcW w:w="3261" w:type="dxa"/>
-          </w:tcPr>
-          <w:p>
-            <w:pPr>
-              <w:spacing w:after="0" w:line="240" w:lineRule="auto"/>
-              <w:rPr>
-                <w:rFonts w:eastAsia="Times New Roman" w:cs="Arial"/>
-                <w:color w:val="000000"/>
-                <w:szCs w:val="24"/>
-                <w:lang w:eastAsia="es-VE"/>
-              </w:rPr>
-            </w:pPr>
-            <w:proofErr w:type="spellStart"/>
-            <w:r>
-              <w:rPr>
-                <w:rFonts w:eastAsia="Times New Roman" w:cs="Arial"/>
-                <w:color w:val="000000"/>
-                <w:szCs w:val="24"/>
-                <w:lang w:eastAsia="es-VE"/>
-              </w:rPr>
-              <w:t>Gerente</w:t>
-            </w:r>
-            <w:proofErr w:type="spellEnd"/>
-            <w:r>
-              <w:rPr>
-                <w:rFonts w:eastAsia="Times New Roman" w:cs="Arial"/>
-                <w:color w:val="000000"/>
-                <w:szCs w:val="24"/>
-                <w:lang w:eastAsia="es-VE"/>
-              </w:rPr>
-              <w:t xml:space="preserve"> / </w:t>
-            </w:r>
-            <w:proofErr w:type="spellStart"/>
-            <w:r>
-              <w:rPr>
-                <w:rFonts w:eastAsia="Times New Roman" w:cs="Arial"/>
-                <w:color w:val="000000"/>
-                <w:szCs w:val="24"/>
-                <w:lang w:eastAsia="es-VE"/>
-              </w:rPr>
-              <w:t>Líder</w:t>
-            </w:r>
-            <w:proofErr w:type="spellEnd"/>
-            <w:r>
-              <w:rPr>
-                <w:rFonts w:eastAsia="Times New Roman" w:cs="Arial"/>
-                <w:color w:val="000000"/>
-                <w:szCs w:val="24"/>
-                <w:lang w:eastAsia="es-VE"/>
-              </w:rPr>
-              <w:t xml:space="preserve"> de </w:t>
-            </w:r>
-            <w:proofErr w:type="spellStart"/>
-            <w:r>
-              <w:rPr>
-                <w:rFonts w:eastAsia="Times New Roman" w:cs="Arial"/>
-                <w:color w:val="000000"/>
-                <w:szCs w:val="24"/>
-                <w:lang w:eastAsia="es-VE"/>
-              </w:rPr>
-              <w:t>proyecto</w:t>
-            </w:r>
-            <w:proofErr w:type="spellEnd"/>
+              <w:t>Gerente / Líder de proyecto</w:t>
+            </w:r>
           </w:p>
         </w:tc>
         <w:tc>
@@ -1706,21 +1596,8 @@
                 <w:szCs w:val="20"/>
                 <w:lang w:eastAsia="es-VE"/>
               </w:rPr>
-              <w:t xml:space="preserve">Nombre y </w:t>
-            </w:r>
-            <w:proofErr w:type="spellStart"/>
-            <w:r>
-              <w:rPr>
-                <w:rFonts w:eastAsia="Times New Roman" w:cs="Arial"/>
-                <w:b/>
-                <w:color w:val="000000"/>
-                <w:sz w:val="20"/>
-                <w:szCs w:val="20"/>
-                <w:lang w:eastAsia="es-VE"/>
-              </w:rPr>
-              <w:t>Apellido</w:t>
-            </w:r>
-            <w:proofErr w:type="spellEnd"/>
+              <w:t>Nombre y Apellido</w:t>
+            </w:r>
           </w:p>
         </w:tc>
         <w:tc>
@@ -1781,21 +1658,8 @@
                 <w:szCs w:val="20"/>
                 <w:lang w:eastAsia="es-VE"/>
               </w:rPr>
-              <w:t xml:space="preserve">Departamento u </w:t>
-            </w:r>
-            <w:proofErr w:type="spellStart"/>
-            <w:r>
-              <w:rPr>
-                <w:rFonts w:eastAsia="Times New Roman" w:cs="Arial"/>
-                <w:b/>
-                <w:color w:val="000000"/>
-                <w:sz w:val="20"/>
-                <w:szCs w:val="20"/>
-                <w:lang w:eastAsia="es-VE"/>
-              </w:rPr>
-              <w:t>organización</w:t>
-            </w:r>
-            <w:proofErr w:type="spellEnd"/>
+              <w:t>Departamento u organización</w:t>
+            </w:r>
           </w:p>
         </w:tc>
         <w:tc>
@@ -1816,7 +1680,6 @@
                 <w:lang w:eastAsia="es-VE"/>
               </w:rPr>
             </w:pPr>
-            <w:proofErr w:type="spellStart"/>
             <w:r>
               <w:rPr>
                 <w:rFonts w:eastAsia="Times New Roman" w:cs="Arial"/>
@@ -1828,7 +1691,6 @@
               </w:rPr>
               <w:t>Fecha</w:t>
             </w:r>
-            <w:proofErr w:type="spellEnd"/>
           </w:p>
         </w:tc>
         <w:tc>
@@ -1849,7 +1711,6 @@
                 <w:lang w:eastAsia="es-VE"/>
               </w:rPr>
             </w:pPr>
-            <w:proofErr w:type="spellStart"/>
             <w:r>
               <w:rPr>
                 <w:rFonts w:eastAsia="Times New Roman" w:cs="Arial"/>
@@ -1861,7 +1722,6 @@
               </w:rPr>
               <w:t>Firma</w:t>
             </w:r>
-            <w:proofErr w:type="spellEnd"/>
           </w:p>
         </w:tc>
       </w:tr>
@@ -1927,7 +1787,6 @@
                 <w:lang w:eastAsia="es-VE"/>
               </w:rPr>
             </w:pPr>
-            <w:proofErr w:type="spellStart"/>
             <w:r>
               <w:rPr>
                 <w:rFonts w:eastAsia="Times New Roman" w:cs="Arial"/>
@@ -1939,7 +1798,6 @@
               </w:rPr>
               <w:t>Catedrático</w:t>
             </w:r>
-            <w:proofErr w:type="spellEnd"/>
           </w:p>
         </w:tc>
         <w:tc>
@@ -2447,76 +2305,45 @@
     </w:p>
     <w:p>
       <w:pPr>
-        <w:spacing w:after="0"/>
+        <w:pStyle w:val="Ttulo1"/>
+        <w:spacing w:before="0"/>
         <w:rPr>
-          <w:lang w:val="es-GT" w:eastAsia="es-VE"/>
+          <w:rFonts w:asciiTheme="minorHAnsi" w:eastAsia="Times New Roman" w:hAnsiTheme="minorHAnsi" w:cs="Arial"/>
+          <w:b w:val="0"/>
+          <w:bCs w:val="0"/>
+          <w:color w:val="00B050"/>
+          <w:kern w:val="2"/>
+          <w:sz w:val="21"/>
+          <w:szCs w:val="24"/>
+          <w:lang w:eastAsia="es-VE"/>
         </w:rPr>
       </w:pPr>
       <w:bookmarkStart w:id="4" w:name="_Toc388088230"/>
       <w:r>
         <w:rPr>
-          <w:rFonts w:eastAsia="Times New Roman" w:cs="Arial"/>
+          <w:rFonts w:asciiTheme="minorHAnsi" w:eastAsia="Times New Roman" w:hAnsiTheme="minorHAnsi" w:cs="Arial"/>
+          <w:b w:val="0"/>
+          <w:bCs w:val="0"/>
           <w:color w:val="00B050"/>
+          <w:kern w:val="2"/>
+          <w:sz w:val="21"/>
           <w:szCs w:val="24"/>
-          <w:lang w:val="es-GT" w:eastAsia="es-VE"/>
+          <w:lang w:eastAsia="es-VE"/>
         </w:rPr>
-        <w:t>El presente documento constituye el Plan de Pruebas de Software detallado para el módulo de Registro de Pacientes y Clasificación de Urgencia (</w:t>
-      </w:r>
-      <w:proofErr w:type="spellStart"/>
-      <w:r>
-        <w:rPr>
-          <w:rFonts w:eastAsia="Times New Roman" w:cs="Arial"/>
-          <w:color w:val="00B050"/>
-          <w:szCs w:val="24"/>
-          <w:lang w:val="es-GT" w:eastAsia="es-VE"/>
-        </w:rPr>
-        <w:t>Triaje</w:t>
-      </w:r>
-      <w:proofErr w:type="spellEnd"/>
-      <w:r>
-        <w:rPr>
-          <w:rFonts w:eastAsia="Times New Roman" w:cs="Arial"/>
-          <w:color w:val="00B050"/>
-          <w:szCs w:val="24"/>
-          <w:lang w:val="es-GT" w:eastAsia="es-VE"/>
-        </w:rPr>
-        <w:t xml:space="preserve">). </w:t>
+        <w:t>El presente documento constituye el Plan de Pruebas de Software detallado para el módulo de Gestión de Citas. El propósito es validar la selección dinámica de agendas médicas y la pasarela de pagos integrada. El esfuerzo se delimita a la verificación de la persistencia de la cita en el expediente del paciente</w:t>
       </w:r>
       <w:r>
         <w:rPr>
-          <w:rFonts w:eastAsia="Times New Roman" w:cs="Arial"/>
+          <w:rFonts w:asciiTheme="minorHAnsi" w:eastAsia="Times New Roman" w:hAnsiTheme="minorHAnsi" w:cs="Arial"/>
+          <w:b w:val="0"/>
+          <w:bCs w:val="0"/>
           <w:color w:val="00B050"/>
+          <w:kern w:val="2"/>
+          <w:sz w:val="21"/>
           <w:szCs w:val="24"/>
-          <w:lang w:val="es-GT" w:eastAsia="es-VE"/>
+          <w:lang w:eastAsia="es-VE"/>
         </w:rPr>
-        <w:t>Su</w:t>
-      </w:r>
-      <w:r>
-        <w:rPr>
-          <w:rFonts w:eastAsia="Times New Roman" w:cs="Arial"/>
-          <w:color w:val="00B050"/>
-          <w:szCs w:val="24"/>
-          <w:lang w:val="es-GT" w:eastAsia="es-VE"/>
-        </w:rPr>
-        <w:t xml:space="preserve"> propósito es validar </w:t>
-      </w:r>
-      <w:r>
-        <w:rPr>
-          <w:rFonts w:eastAsia="Times New Roman" w:cs="Arial"/>
-          <w:color w:val="00B050"/>
-          <w:szCs w:val="24"/>
-          <w:lang w:val="es-GT" w:eastAsia="es-VE"/>
-        </w:rPr>
-        <w:t xml:space="preserve">el correcto registro de datos personales y de pago, así como </w:t>
-      </w:r>
-      <w:r>
-        <w:rPr>
-          <w:rFonts w:eastAsia="Times New Roman" w:cs="Arial"/>
-          <w:color w:val="00B050"/>
-          <w:szCs w:val="24"/>
-          <w:lang w:val="es-GT" w:eastAsia="es-VE"/>
-        </w:rPr>
-        <w:t>el cálculo automatizado de la prioridad clínica (Rojo, Naranja, Amarillo, Verde).</w:t>
+        <w:t>.</w:t>
       </w:r>
     </w:p>
     <w:p>
@@ -2564,7 +2391,7 @@
           <w:color w:val="00B050"/>
           <w:lang w:val="es-GT" w:eastAsia="en-US"/>
         </w:rPr>
-        <w:t>de registro de pacientes que ingresan caminando al hospital y necesitan asistencia médica</w:t>
+        <w:t>de agendar cita por medio de Portal de Usuario</w:t>
       </w:r>
     </w:p>
     <w:p>
@@ -2588,30 +2415,7 @@
           <w:color w:val="00B050"/>
           <w:lang w:val="es-GT" w:eastAsia="en-US"/>
         </w:rPr>
-        <w:t xml:space="preserve">correspondientes </w:t>
-      </w:r>
-      <w:r>
-        <w:rPr>
-          <w:color w:val="00B050"/>
-          <w:lang w:val="es-GT" w:eastAsia="en-US"/>
-        </w:rPr>
-        <w:t xml:space="preserve">a </w:t>
-      </w:r>
-      <w:proofErr w:type="spellStart"/>
-      <w:r>
-        <w:rPr>
-          <w:color w:val="00B050"/>
-          <w:lang w:val="es-GT" w:eastAsia="en-US"/>
-        </w:rPr>
-        <w:t>triaje</w:t>
-      </w:r>
-      <w:proofErr w:type="spellEnd"/>
-      <w:r>
-        <w:rPr>
-          <w:color w:val="00B050"/>
-          <w:lang w:val="es-GT" w:eastAsia="en-US"/>
-        </w:rPr>
-        <w:t xml:space="preserve"> de pacientes que cuentan con una cita programada previamente y aquellos que ya cuenten con expediente clínico registrado en base a la atención médica histórica </w:t>
+        <w:t>Saldos insuficientes y cobertura de Seguro rechazada</w:t>
       </w:r>
     </w:p>
     <w:p>
@@ -2661,12 +2465,10 @@
         <w:pStyle w:val="Ttulo2"/>
         <w:numPr>
           <w:ilvl w:val="0"/>
-          <w:numId w:val="9"/>
+          <w:numId w:val="10"/>
         </w:numPr>
         <w:spacing w:before="0"/>
         <w:rPr>
-          <w:b w:val="0"/>
-          <w:bCs w:val="0"/>
           <w:color w:val="00B050"/>
           <w:sz w:val="22"/>
         </w:rPr>
@@ -2674,32 +2476,31 @@
       <w:bookmarkStart w:id="6" w:name="_Toc388088232"/>
       <w:r>
         <w:rPr>
-          <w:b w:val="0"/>
-          <w:bCs w:val="0"/>
           <w:color w:val="00B050"/>
           <w:sz w:val="22"/>
         </w:rPr>
-        <w:t xml:space="preserve">Módulo de Admisión y </w:t>
+        <w:t>Módulo de Agendamiento (Calendario y Especialidades)</w:t>
       </w:r>
-      <w:proofErr w:type="spellStart"/>
-      <w:r>
+    </w:p>
+    <w:p>
+      <w:pPr>
+        <w:pStyle w:val="Ttulo2"/>
+        <w:numPr>
+          <w:ilvl w:val="0"/>
+          <w:numId w:val="10"/>
+        </w:numPr>
+        <w:spacing w:before="0"/>
         <w:rPr>
-          <w:b w:val="0"/>
-          <w:bCs w:val="0"/>
           <w:color w:val="00B050"/>
           <w:sz w:val="22"/>
         </w:rPr>
-        <w:t>Triaje</w:t>
-      </w:r>
-      <w:proofErr w:type="spellEnd"/>
+      </w:pPr>
       <w:r>
         <w:rPr>
-          <w:b w:val="0"/>
-          <w:bCs w:val="0"/>
           <w:color w:val="00B050"/>
           <w:sz w:val="22"/>
         </w:rPr>
-        <w:t xml:space="preserve"> </w:t>
+        <w:t>Pasarela de Pago Electrónico (Tarjetas de Crédito/Débito)</w:t>
       </w:r>
     </w:p>
     <w:p>
@@ -2707,92 +2508,20 @@
         <w:pStyle w:val="Ttulo2"/>
         <w:numPr>
           <w:ilvl w:val="0"/>
-          <w:numId w:val="9"/>
+          <w:numId w:val="10"/>
         </w:numPr>
         <w:spacing w:before="0"/>
         <w:rPr>
-          <w:b w:val="0"/>
-          <w:bCs w:val="0"/>
           <w:color w:val="00B050"/>
           <w:sz w:val="22"/>
         </w:rPr>
       </w:pPr>
       <w:r>
         <w:rPr>
-          <w:b w:val="0"/>
-          <w:bCs w:val="0"/>
           <w:color w:val="00B050"/>
           <w:sz w:val="22"/>
         </w:rPr>
-        <w:t>Formulario Clínico (Signos vitales)</w:t>
-      </w:r>
-    </w:p>
-    <w:p>
-      <w:pPr>
-        <w:pStyle w:val="Ttulo2"/>
-        <w:numPr>
-          <w:ilvl w:val="0"/>
-          <w:numId w:val="9"/>
-        </w:numPr>
-        <w:spacing w:before="0"/>
-        <w:rPr>
-          <w:b w:val="0"/>
-          <w:bCs w:val="0"/>
-          <w:color w:val="00B050"/>
-          <w:sz w:val="22"/>
-        </w:rPr>
-      </w:pPr>
-      <w:r>
-        <w:rPr>
-          <w:b w:val="0"/>
-          <w:bCs w:val="0"/>
-          <w:color w:val="00B050"/>
-          <w:sz w:val="22"/>
-        </w:rPr>
-        <w:t>Módulo de Validación de Pago (</w:t>
-      </w:r>
-      <w:r>
-        <w:rPr>
-          <w:b w:val="0"/>
-          <w:bCs w:val="0"/>
-          <w:color w:val="00B050"/>
-          <w:sz w:val="22"/>
-        </w:rPr>
-        <w:t xml:space="preserve">Tarjeta </w:t>
-      </w:r>
-      <w:r>
-        <w:rPr>
-          <w:b w:val="0"/>
-          <w:bCs w:val="0"/>
-          <w:color w:val="00B050"/>
-          <w:sz w:val="22"/>
-        </w:rPr>
-        <w:t>/ Aseguradora)</w:t>
-      </w:r>
-    </w:p>
-    <w:p>
-      <w:pPr>
-        <w:pStyle w:val="Ttulo2"/>
-        <w:numPr>
-          <w:ilvl w:val="0"/>
-          <w:numId w:val="9"/>
-        </w:numPr>
-        <w:spacing w:before="0"/>
-        <w:rPr>
-          <w:b w:val="0"/>
-          <w:bCs w:val="0"/>
-          <w:color w:val="00B050"/>
-          <w:sz w:val="22"/>
-        </w:rPr>
-      </w:pPr>
-      <w:r>
-        <w:rPr>
-          <w:b w:val="0"/>
-          <w:bCs w:val="0"/>
-          <w:color w:val="00B050"/>
-          <w:sz w:val="22"/>
-        </w:rPr>
-        <w:t>Servicio de Alertas Visuales (Semáforo de Prioridades)</w:t>
+        <w:t>Componente de Actualización de Estados en Expediente Clínico</w:t>
       </w:r>
     </w:p>
     <w:p>
@@ -2805,7 +2534,6 @@
           <w:lang w:eastAsia="es-VE"/>
         </w:rPr>
       </w:pPr>
-      <w:proofErr w:type="gramStart"/>
       <w:r>
         <w:t xml:space="preserve">Nuevas funcionalidades a </w:t>
       </w:r>
@@ -2819,7 +2547,6 @@
         <w:t>robar</w:t>
       </w:r>
       <w:bookmarkEnd w:id="6"/>
-      <w:proofErr w:type="gramEnd"/>
       <w:r>
         <w:rPr>
           <w:rFonts w:cs="Arial"/>
@@ -2874,7 +2601,7 @@
           <w:szCs w:val="24"/>
           <w:lang w:eastAsia="es-VE"/>
         </w:rPr>
-        <w:t>Captura segmentada por fases (Datos, Emergencia, Pago, Signos Vitales).</w:t>
+        <w:t>Despliegue dinámico de médicos.</w:t>
       </w:r>
     </w:p>
     <w:p>
@@ -2899,7 +2626,7 @@
           <w:szCs w:val="24"/>
           <w:lang w:eastAsia="es-VE"/>
         </w:rPr>
-        <w:t>Integración cobro base de Q175.00 por cita médica.</w:t>
+        <w:t>Verificación en tiempo real de códigos de póliza de seguro.</w:t>
       </w:r>
     </w:p>
     <w:p>
@@ -2924,57 +2651,7 @@
           <w:szCs w:val="24"/>
           <w:lang w:eastAsia="es-VE"/>
         </w:rPr>
-        <w:t>Cálculo de prioridad basado en lógica de negocio clínica.</w:t>
-      </w:r>
-    </w:p>
-    <w:p>
-      <w:pPr>
-        <w:pStyle w:val="Prrafodelista"/>
-        <w:numPr>
-          <w:ilvl w:val="0"/>
-          <w:numId w:val="4"/>
-        </w:numPr>
-        <w:jc w:val="both"/>
-        <w:rPr>
-          <w:rFonts w:eastAsia="Times New Roman" w:cs="Arial"/>
-          <w:color w:val="00B050"/>
-          <w:szCs w:val="24"/>
-          <w:lang w:eastAsia="es-VE"/>
-        </w:rPr>
-      </w:pPr>
-      <w:r>
-        <w:rPr>
-          <w:rFonts w:eastAsia="Times New Roman" w:cs="Arial"/>
-          <w:color w:val="00B050"/>
-          <w:szCs w:val="24"/>
-          <w:lang w:eastAsia="es-VE"/>
-        </w:rPr>
-        <w:t>Despliegue de prioridad visual en el tablero de atención.</w:t>
-      </w:r>
-    </w:p>
-    <w:p>
-      <w:pPr>
-        <w:pStyle w:val="Prrafodelista"/>
-        <w:numPr>
-          <w:ilvl w:val="0"/>
-          <w:numId w:val="4"/>
-        </w:numPr>
-        <w:jc w:val="both"/>
-        <w:rPr>
-          <w:rFonts w:eastAsia="Times New Roman" w:cs="Arial"/>
-          <w:color w:val="00B050"/>
-          <w:szCs w:val="24"/>
-          <w:lang w:eastAsia="es-VE"/>
-        </w:rPr>
-      </w:pPr>
-      <w:r>
-        <w:rPr>
-          <w:rFonts w:eastAsia="Times New Roman" w:cs="Arial"/>
-          <w:color w:val="00B050"/>
-          <w:szCs w:val="24"/>
-          <w:lang w:eastAsia="es-VE"/>
-        </w:rPr>
-        <w:t>Emisión de orden de servicio con solvencia administrativa.</w:t>
+        <w:t>Procesamiento y cobro de la tarifa base por cita programada.</w:t>
       </w:r>
     </w:p>
     <w:tbl>
@@ -3128,7 +2805,23 @@
                 <w:sz w:val="20"/>
                 <w:lang w:val="es-GT"/>
               </w:rPr>
-              <w:t>Verificar obligatoriedad de campos de identidad (DPI), formatos numéricos en signos vitales y rangos lógicos de la escala Glasgow.</w:t>
+              <w:t>Verificar obligatoriedad de campos de</w:t>
+            </w:r>
+            <w:r>
+              <w:rPr>
+                <w:rFonts w:cs="Arial"/>
+                <w:sz w:val="20"/>
+                <w:lang w:val="es-GT"/>
+              </w:rPr>
+              <w:t xml:space="preserve"> especialidad médica, médico, fecha y hora de cita, motivo consulta, datos de pago</w:t>
+            </w:r>
+            <w:r>
+              <w:rPr>
+                <w:rFonts w:cs="Arial"/>
+                <w:sz w:val="20"/>
+                <w:lang w:val="es-GT"/>
+              </w:rPr>
+              <w:t>.</w:t>
             </w:r>
           </w:p>
         </w:tc>
@@ -3158,7 +2851,12 @@
               </w:rPr>
             </w:pPr>
             <w:r>
-              <w:t>•</w:t>
+              <w:rPr>
+                <w:rFonts w:cs="Arial"/>
+                <w:b/>
+                <w:bCs/>
+              </w:rPr>
+              <w:t>Reglas de Negocio</w:t>
             </w:r>
           </w:p>
         </w:tc>
@@ -3185,7 +2883,11 @@
               </w:rPr>
             </w:pPr>
             <w:r>
-              <w:t>FA03: Identificación de Emergencia Extrema (Código Rojo)</w:t>
+              <w:rPr>
+                <w:rFonts w:cs="Arial"/>
+                <w:sz w:val="20"/>
+              </w:rPr>
+              <w:t>RN02: Tarifa base de consulta</w:t>
             </w:r>
           </w:p>
         </w:tc>
@@ -3248,28 +2950,7 @@
                 <w:rFonts w:cs="Arial"/>
                 <w:sz w:val="20"/>
               </w:rPr>
-              <w:t>RN</w:t>
-            </w:r>
-            <w:r>
-              <w:rPr>
-                <w:rFonts w:cs="Arial"/>
-                <w:sz w:val="20"/>
-              </w:rPr>
-              <w:t>04</w:t>
-            </w:r>
-            <w:r>
-              <w:rPr>
-                <w:rFonts w:cs="Arial"/>
-                <w:sz w:val="20"/>
-              </w:rPr>
-              <w:t xml:space="preserve"> </w:t>
-            </w:r>
-            <w:r>
-              <w:rPr>
-                <w:rFonts w:cs="Arial"/>
-                <w:sz w:val="20"/>
-              </w:rPr>
-              <w:t>Protocolo de Priorización clínica</w:t>
+              <w:t>RN08: Método de pago</w:t>
             </w:r>
           </w:p>
         </w:tc>
@@ -3298,37 +2979,15 @@
                 <w:sz w:val="20"/>
               </w:rPr>
             </w:pPr>
-            <w:proofErr w:type="spellStart"/>
-            <w:r>
-              <w:rPr>
-                <w:rFonts w:cs="Arial"/>
-                <w:b/>
-                <w:bCs/>
-                <w:sz w:val="20"/>
-              </w:rPr>
-              <w:t>Flujos</w:t>
-            </w:r>
-            <w:proofErr w:type="spellEnd"/>
-            <w:r>
-              <w:rPr>
-                <w:rFonts w:cs="Arial"/>
-                <w:b/>
-                <w:bCs/>
-                <w:sz w:val="20"/>
-              </w:rPr>
-              <w:t xml:space="preserve"> </w:t>
-            </w:r>
-            <w:proofErr w:type="spellStart"/>
-            <w:r>
-              <w:rPr>
-                <w:rFonts w:cs="Arial"/>
-                <w:b/>
-                <w:bCs/>
-                <w:sz w:val="20"/>
-              </w:rPr>
-              <w:t>Alternos</w:t>
-            </w:r>
-            <w:proofErr w:type="spellEnd"/>
+            <w:r>
+              <w:rPr>
+                <w:rFonts w:cs="Arial"/>
+                <w:b/>
+                <w:bCs/>
+                <w:sz w:val="20"/>
+              </w:rPr>
+              <w:t>Flujos Alternos</w:t>
+            </w:r>
           </w:p>
         </w:tc>
         <w:tc>
@@ -3358,7 +3017,7 @@
                 <w:rFonts w:cs="Arial"/>
                 <w:sz w:val="20"/>
               </w:rPr>
-              <w:t>FA01: Paciente tiene Cita programada</w:t>
+              <w:t>FA01: Saldos insuficientes en tarjeta</w:t>
             </w:r>
           </w:p>
           <w:p>
@@ -3378,104 +3037,7 @@
                 <w:rFonts w:cs="Arial"/>
                 <w:sz w:val="20"/>
               </w:rPr>
-              <w:t>FA02: Datos Clínicos Fuera de Rango (Error de captura)</w:t>
-            </w:r>
-          </w:p>
-          <w:p>
-            <w:pPr>
-              <w:pStyle w:val="Prrafodelista"/>
-              <w:numPr>
-                <w:ilvl w:val="0"/>
-                <w:numId w:val="6"/>
-              </w:numPr>
-              <w:rPr>
-                <w:rFonts w:cs="Arial"/>
-                <w:sz w:val="20"/>
-              </w:rPr>
-            </w:pPr>
-            <w:r>
-              <w:rPr>
-                <w:rFonts w:cs="Arial"/>
-                <w:sz w:val="20"/>
-              </w:rPr>
-              <w:lastRenderedPageBreak/>
-              <w:t>FA03: Identificación de Emergencia Extrema (Código Rojo)</w:t>
-            </w:r>
-          </w:p>
-          <w:p>
-            <w:pPr>
-              <w:pStyle w:val="Prrafodelista"/>
-              <w:numPr>
-                <w:ilvl w:val="0"/>
-                <w:numId w:val="6"/>
-              </w:numPr>
-              <w:rPr>
-                <w:rFonts w:cs="Arial"/>
-                <w:sz w:val="20"/>
-              </w:rPr>
-            </w:pPr>
-            <w:r>
-              <w:rPr>
-                <w:rFonts w:cs="Arial"/>
-                <w:sz w:val="20"/>
-              </w:rPr>
-              <w:t>FA04: Saldos insuficientes en tarjeta de crédito/débito</w:t>
-            </w:r>
-          </w:p>
-          <w:p>
-            <w:pPr>
-              <w:pStyle w:val="Prrafodelista"/>
-              <w:numPr>
-                <w:ilvl w:val="0"/>
-                <w:numId w:val="6"/>
-              </w:numPr>
-              <w:rPr>
-                <w:rFonts w:cs="Arial"/>
-                <w:sz w:val="20"/>
-              </w:rPr>
-            </w:pPr>
-            <w:r>
-              <w:rPr>
-                <w:rFonts w:cs="Arial"/>
-                <w:sz w:val="20"/>
-              </w:rPr>
-              <w:t>FA05: No cuenta con método de pago</w:t>
-            </w:r>
-          </w:p>
-          <w:p>
-            <w:pPr>
-              <w:pStyle w:val="Prrafodelista"/>
-              <w:numPr>
-                <w:ilvl w:val="0"/>
-                <w:numId w:val="6"/>
-              </w:numPr>
-              <w:rPr>
-                <w:rFonts w:cs="Arial"/>
-                <w:sz w:val="20"/>
-              </w:rPr>
-            </w:pPr>
-            <w:proofErr w:type="spellStart"/>
-            <w:r>
-              <w:rPr>
-                <w:rFonts w:cs="Arial"/>
-                <w:sz w:val="20"/>
-              </w:rPr>
-              <w:t>Fewqwf</w:t>
-            </w:r>
-            <w:proofErr w:type="spellEnd"/>
-            <w:r>
-              <w:rPr>
-                <w:rFonts w:cs="Arial"/>
-                <w:sz w:val="20"/>
-              </w:rPr>
-              <w:t xml:space="preserve"> DXZ</w:t>
-            </w:r>
-            <w:r>
-              <w:rPr>
-                <w:rFonts w:cs="Arial"/>
-                <w:sz w:val="20"/>
-              </w:rPr>
-              <w:t>FA06: El paciente ya tiene registro previo</w:t>
+              <w:t>FA02: Cobertura seguro rechazada</w:t>
             </w:r>
           </w:p>
         </w:tc>
@@ -3504,38 +3066,15 @@
                 <w:sz w:val="20"/>
               </w:rPr>
             </w:pPr>
-            <w:proofErr w:type="spellStart"/>
-            <w:r>
-              <w:rPr>
-                <w:rFonts w:cs="Arial"/>
-                <w:b/>
-                <w:bCs/>
-                <w:sz w:val="20"/>
-              </w:rPr>
-              <w:lastRenderedPageBreak/>
-              <w:t>Flujos</w:t>
-            </w:r>
-            <w:proofErr w:type="spellEnd"/>
-            <w:r>
-              <w:rPr>
-                <w:rFonts w:cs="Arial"/>
-                <w:b/>
-                <w:bCs/>
-                <w:sz w:val="20"/>
-              </w:rPr>
-              <w:t xml:space="preserve"> de </w:t>
-            </w:r>
-            <w:proofErr w:type="spellStart"/>
-            <w:r>
-              <w:rPr>
-                <w:rFonts w:cs="Arial"/>
-                <w:b/>
-                <w:bCs/>
-                <w:sz w:val="20"/>
-              </w:rPr>
-              <w:t>Excepción</w:t>
-            </w:r>
-            <w:proofErr w:type="spellEnd"/>
+            <w:r>
+              <w:rPr>
+                <w:rFonts w:cs="Arial"/>
+                <w:b/>
+                <w:bCs/>
+                <w:sz w:val="20"/>
+              </w:rPr>
+              <w:t>Flujos de Excepción</w:t>
+            </w:r>
           </w:p>
         </w:tc>
         <w:tc>
@@ -3582,37 +3121,15 @@
                 <w:sz w:val="20"/>
               </w:rPr>
             </w:pPr>
-            <w:proofErr w:type="spellStart"/>
-            <w:r>
-              <w:rPr>
-                <w:rFonts w:cs="Arial"/>
-                <w:b/>
-                <w:bCs/>
-                <w:sz w:val="20"/>
-              </w:rPr>
-              <w:t>Flujo</w:t>
-            </w:r>
-            <w:proofErr w:type="spellEnd"/>
-            <w:r>
-              <w:rPr>
-                <w:rFonts w:cs="Arial"/>
-                <w:b/>
-                <w:bCs/>
-                <w:sz w:val="20"/>
-              </w:rPr>
-              <w:t xml:space="preserve"> </w:t>
-            </w:r>
-            <w:proofErr w:type="spellStart"/>
-            <w:r>
-              <w:rPr>
-                <w:rFonts w:cs="Arial"/>
-                <w:b/>
-                <w:bCs/>
-                <w:sz w:val="20"/>
-              </w:rPr>
-              <w:t>Básico</w:t>
-            </w:r>
-            <w:proofErr w:type="spellEnd"/>
+            <w:r>
+              <w:rPr>
+                <w:rFonts w:cs="Arial"/>
+                <w:b/>
+                <w:bCs/>
+                <w:sz w:val="20"/>
+              </w:rPr>
+              <w:t>Flujo Básico</w:t>
+            </w:r>
           </w:p>
         </w:tc>
         <w:tc>
@@ -3647,7 +3164,7 @@
                 <w:sz w:val="20"/>
                 <w:lang w:val="es-GT"/>
               </w:rPr>
-              <w:t>2</w:t>
+              <w:t>4</w:t>
             </w:r>
             <w:r>
               <w:rPr>
@@ -3663,18 +3180,8 @@
                 <w:sz w:val="20"/>
                 <w:lang w:val="es-GT"/>
               </w:rPr>
-              <w:t xml:space="preserve">Registro de Pacientes y </w:t>
-            </w:r>
-            <w:proofErr w:type="spellStart"/>
-            <w:r>
-              <w:rPr>
-                <w:rFonts w:cs="Arial"/>
-                <w:sz w:val="20"/>
-                <w:lang w:val="es-GT"/>
-              </w:rPr>
-              <w:t>Triaje</w:t>
-            </w:r>
-            <w:proofErr w:type="spellEnd"/>
+              <w:t>Gestión de Cita</w:t>
+            </w:r>
           </w:p>
         </w:tc>
       </w:tr>
@@ -3702,25 +3209,14 @@
                 <w:sz w:val="20"/>
               </w:rPr>
             </w:pPr>
-            <w:proofErr w:type="spellStart"/>
-            <w:r>
-              <w:rPr>
-                <w:rFonts w:cs="Arial"/>
-                <w:b/>
-                <w:bCs/>
-                <w:sz w:val="20"/>
-              </w:rPr>
-              <w:t>Generalidades</w:t>
-            </w:r>
-            <w:proofErr w:type="spellEnd"/>
-            <w:r>
-              <w:rPr>
-                <w:rFonts w:cs="Arial"/>
-                <w:b/>
-                <w:bCs/>
-                <w:sz w:val="20"/>
-              </w:rPr>
-              <w:t>:</w:t>
+            <w:r>
+              <w:rPr>
+                <w:rFonts w:cs="Arial"/>
+                <w:b/>
+                <w:bCs/>
+                <w:sz w:val="20"/>
+              </w:rPr>
+              <w:t>Generalidades:</w:t>
             </w:r>
           </w:p>
         </w:tc>
@@ -3936,18 +3432,7 @@
                 <w:szCs w:val="20"/>
                 <w:lang w:val="es-GT"/>
               </w:rPr>
-              <w:t>2</w:t>
-            </w:r>
-            <w:r>
-              <w:rPr>
-                <w:rFonts w:cs="Arial"/>
-                <w:i/>
-                <w:color w:val="0000FF"/>
-                <w:sz w:val="20"/>
-                <w:szCs w:val="20"/>
-                <w:lang w:val="es-GT"/>
-              </w:rPr>
-              <w:t>.1</w:t>
+              <w:t>4.1</w:t>
             </w:r>
           </w:p>
         </w:tc>
@@ -4308,7 +3793,7 @@
                 <w:szCs w:val="20"/>
                 <w:lang w:val="es-GT"/>
               </w:rPr>
-              <w:t>Autenticación</w:t>
+              <w:t>Gestión de Cita</w:t>
             </w:r>
             <w:r>
               <w:rPr>
@@ -4412,21 +3897,8 @@
                 <w:szCs w:val="20"/>
                 <w:lang w:val="es-GT"/>
               </w:rPr>
-              <w:t xml:space="preserve">Registro y </w:t>
-            </w:r>
-            <w:proofErr w:type="spellStart"/>
-            <w:r>
-              <w:rPr>
-                <w:rFonts w:cs="Arial"/>
-                <w:i/>
-                <w:color w:val="0000FF"/>
-                <w:sz w:val="20"/>
-                <w:szCs w:val="20"/>
-                <w:lang w:val="es-GT"/>
-              </w:rPr>
-              <w:t>Triaje</w:t>
-            </w:r>
-            <w:proofErr w:type="spellEnd"/>
+              <w:t>Citas</w:t>
+            </w:r>
           </w:p>
         </w:tc>
       </w:tr>
@@ -4516,6 +3988,17 @@
                 <w:lang w:val="es-GT"/>
               </w:rPr>
             </w:pPr>
+            <w:r>
+              <w:rPr>
+                <w:rFonts w:cs="Arial"/>
+                <w:i/>
+                <w:color w:val="0000FF"/>
+                <w:sz w:val="20"/>
+                <w:szCs w:val="20"/>
+                <w:lang w:val="es-GT"/>
+              </w:rPr>
+              <w:t>Validar la correcta creación de citas programadas</w:t>
+            </w:r>
           </w:p>
         </w:tc>
       </w:tr>
@@ -4641,10 +4124,6 @@
           </w:tcPr>
           <w:p>
             <w:pPr>
-              <w:numPr>
-                <w:ilvl w:val="12"/>
-                <w:numId w:val="0"/>
-              </w:numPr>
               <w:spacing w:line="256" w:lineRule="auto"/>
               <w:rPr>
                 <w:rFonts w:cs="Arial"/>
@@ -4655,6 +4134,52 @@
                 <w:lang w:val="es-GT"/>
               </w:rPr>
             </w:pPr>
+            <w:r>
+              <w:rPr>
+                <w:rFonts w:cs="Arial"/>
+                <w:i/>
+                <w:color w:val="0000FF"/>
+                <w:sz w:val="20"/>
+                <w:szCs w:val="20"/>
+                <w:lang w:val="es-GT"/>
+              </w:rPr>
+              <w:t>1 Tener un usuario creado y</w:t>
+            </w:r>
+            <w:r>
+              <w:rPr>
+                <w:rFonts w:cs="Arial"/>
+                <w:i/>
+                <w:color w:val="0000FF"/>
+                <w:sz w:val="20"/>
+                <w:szCs w:val="20"/>
+                <w:lang w:val="es-GT"/>
+              </w:rPr>
+              <w:t xml:space="preserve"> en estado activo de paciente</w:t>
+            </w:r>
+          </w:p>
+          <w:p>
+            <w:pPr>
+              <w:spacing w:line="256" w:lineRule="auto"/>
+              <w:rPr>
+                <w:rFonts w:cs="Arial"/>
+                <w:i/>
+                <w:color w:val="0000FF"/>
+                <w:sz w:val="20"/>
+                <w:szCs w:val="20"/>
+                <w:lang w:val="es-GT"/>
+              </w:rPr>
+            </w:pPr>
+            <w:r>
+              <w:rPr>
+                <w:rFonts w:cs="Arial"/>
+                <w:i/>
+                <w:color w:val="0000FF"/>
+                <w:sz w:val="20"/>
+                <w:szCs w:val="20"/>
+                <w:lang w:val="es-GT"/>
+              </w:rPr>
+              <w:t>2 Contar con un método de pago (seguro-tarjeta)</w:t>
+            </w:r>
           </w:p>
         </w:tc>
       </w:tr>
@@ -4755,12 +4280,9 @@
                 <w:szCs w:val="20"/>
                 <w:lang w:val="es-GT"/>
               </w:rPr>
-              <w:t>1.</w:t>
-            </w:r>
-          </w:p>
-          <w:p>
-            <w:pPr>
-              <w:spacing w:line="256" w:lineRule="auto"/>
+              <w:t>1</w:t>
+            </w:r>
+            <w:r>
               <w:rPr>
                 <w:rFonts w:cs="Arial"/>
                 <w:i/>
@@ -4769,7 +4291,8 @@
                 <w:szCs w:val="20"/>
                 <w:lang w:val="es-GT"/>
               </w:rPr>
-            </w:pPr>
+              <w:t xml:space="preserve"> </w:t>
+            </w:r>
             <w:r>
               <w:rPr>
                 <w:rFonts w:cs="Arial"/>
@@ -4779,12 +4302,129 @@
                 <w:szCs w:val="20"/>
                 <w:lang w:val="es-GT"/>
               </w:rPr>
+              <w:t>Usuario Ingresa a Portal</w:t>
+            </w:r>
+            <w:r>
+              <w:rPr>
+                <w:rFonts w:cs="Arial"/>
+                <w:i/>
+                <w:color w:val="0000FF"/>
+                <w:sz w:val="20"/>
+                <w:szCs w:val="20"/>
+                <w:lang w:val="es-GT"/>
+              </w:rPr>
+              <w:t xml:space="preserve"> y selección a opción “Mis Citas”</w:t>
+            </w:r>
+          </w:p>
+          <w:p>
+            <w:pPr>
+              <w:spacing w:line="256" w:lineRule="auto"/>
+              <w:rPr>
+                <w:rFonts w:cs="Arial"/>
+                <w:i/>
+                <w:color w:val="0000FF"/>
+                <w:sz w:val="20"/>
+                <w:szCs w:val="20"/>
+                <w:lang w:val="es-GT"/>
+              </w:rPr>
+            </w:pPr>
+            <w:hyperlink r:id="rId8" w:history="1">
+              <w:r>
+                <w:rPr>
+                  <w:rStyle w:val="Hipervnculo"/>
+                  <w:rFonts w:cs="Arial"/>
+                  <w:i/>
+                  <w:sz w:val="20"/>
+                  <w:szCs w:val="20"/>
+                  <w:lang w:val="es-GT"/>
+                </w:rPr>
+                <w:t>http://localhost:5173/portal</w:t>
+              </w:r>
+            </w:hyperlink>
+          </w:p>
+          <w:p>
+            <w:pPr>
+              <w:spacing w:line="256" w:lineRule="auto"/>
+              <w:rPr>
+                <w:rFonts w:cs="Arial"/>
+                <w:i/>
+                <w:color w:val="0000FF"/>
+                <w:sz w:val="20"/>
+                <w:szCs w:val="20"/>
+                <w:lang w:val="es-GT"/>
+              </w:rPr>
+            </w:pPr>
+            <w:r>
+              <w:rPr>
+                <w:rFonts w:cs="Arial"/>
+                <w:i/>
+                <w:color w:val="0000FF"/>
+                <w:sz w:val="20"/>
+                <w:szCs w:val="20"/>
+                <w:lang w:val="es-GT"/>
+              </w:rPr>
+              <w:drawing>
+                <wp:inline distT="0" distB="0" distL="0" distR="0" wp14:anchorId="2DE082F5" wp14:editId="61D59D27">
+                  <wp:extent cx="6473825" cy="2950845"/>
+                  <wp:effectExtent l="0" t="0" r="3175" b="1905"/>
+                  <wp:docPr id="570653796" name="Imagen 1"/>
+                  <wp:cNvGraphicFramePr>
+                    <a:graphicFrameLocks xmlns:a="http://schemas.openxmlformats.org/drawingml/2006/main" noChangeAspect="1"/>
+                  </wp:cNvGraphicFramePr>
+                  <a:graphic xmlns:a="http://schemas.openxmlformats.org/drawingml/2006/main">
+                    <a:graphicData uri="http://schemas.openxmlformats.org/drawingml/2006/picture">
+                      <pic:pic xmlns:pic="http://schemas.openxmlformats.org/drawingml/2006/picture">
+                        <pic:nvPicPr>
+                          <pic:cNvPr id="570653796" name=""/>
+                          <pic:cNvPicPr/>
+                        </pic:nvPicPr>
+                        <pic:blipFill>
+                          <a:blip r:embed="rId9"/>
+                          <a:stretch>
+                            <a:fillRect/>
+                          </a:stretch>
+                        </pic:blipFill>
+                        <pic:spPr>
+                          <a:xfrm>
+                            <a:off x="0" y="0"/>
+                            <a:ext cx="6473825" cy="2950845"/>
+                          </a:xfrm>
+                          <a:prstGeom prst="rect">
+                            <a:avLst/>
+                          </a:prstGeom>
+                        </pic:spPr>
+                      </pic:pic>
+                    </a:graphicData>
+                  </a:graphic>
+                </wp:inline>
+              </w:drawing>
+            </w:r>
+          </w:p>
+          <w:p>
+            <w:pPr>
+              <w:spacing w:line="256" w:lineRule="auto"/>
+              <w:rPr>
+                <w:rFonts w:cs="Arial"/>
+                <w:i/>
+                <w:noProof/>
+                <w:color w:val="0000FF"/>
+                <w:sz w:val="20"/>
+                <w:szCs w:val="20"/>
+                <w:lang w:val="es-GT"/>
+              </w:rPr>
+            </w:pPr>
+            <w:r>
+              <w:rPr>
+                <w:rFonts w:cs="Arial"/>
+                <w:i/>
+                <w:color w:val="0000FF"/>
+                <w:sz w:val="20"/>
+                <w:szCs w:val="20"/>
+                <w:lang w:val="es-GT"/>
+              </w:rPr>
               <w:t>2.</w:t>
             </w:r>
-          </w:p>
-          <w:p>
-            <w:pPr>
-              <w:spacing w:line="256" w:lineRule="auto"/>
+            <w:r>
               <w:rPr>
                 <w:rFonts w:cs="Arial"/>
                 <w:i/>
@@ -4793,22 +4433,130 @@
                 <w:szCs w:val="20"/>
                 <w:lang w:val="es-GT"/>
               </w:rPr>
-            </w:pPr>
-            <w:r>
-              <w:rPr>
-                <w:rFonts w:cs="Arial"/>
-                <w:i/>
+              <w:t>Opción “Agendar mis Cita”</w:t>
+            </w:r>
+            <w:r>
+              <w:rPr>
+                <w:rFonts w:cs="Arial"/>
+                <w:i/>
+                <w:noProof/>
                 <w:color w:val="0000FF"/>
                 <w:sz w:val="20"/>
                 <w:szCs w:val="20"/>
                 <w:lang w:val="es-GT"/>
               </w:rPr>
+              <w:t xml:space="preserve"> </w:t>
+            </w:r>
+          </w:p>
+          <w:p>
+            <w:pPr>
+              <w:spacing w:line="256" w:lineRule="auto"/>
+              <w:rPr>
+                <w:rFonts w:cs="Arial"/>
+                <w:i/>
+                <w:color w:val="0000FF"/>
+                <w:sz w:val="20"/>
+                <w:szCs w:val="20"/>
+                <w:lang w:val="es-GT"/>
+              </w:rPr>
+            </w:pPr>
+            <w:hyperlink r:id="rId10" w:history="1">
+              <w:r>
+                <w:rPr>
+                  <w:rStyle w:val="Hipervnculo"/>
+                  <w:rFonts w:cs="Arial"/>
+                  <w:i/>
+                  <w:sz w:val="20"/>
+                  <w:szCs w:val="20"/>
+                  <w:lang w:val="es-GT"/>
+                </w:rPr>
+                <w:t>http://localhost:5173/portal/appointments</w:t>
+              </w:r>
+            </w:hyperlink>
+          </w:p>
+          <w:p>
+            <w:pPr>
+              <w:spacing w:line="256" w:lineRule="auto"/>
+              <w:rPr>
+                <w:rFonts w:cs="Arial"/>
+                <w:i/>
+                <w:color w:val="0000FF"/>
+                <w:sz w:val="20"/>
+                <w:szCs w:val="20"/>
+                <w:lang w:val="es-GT"/>
+              </w:rPr>
+            </w:pPr>
+            <w:r>
+              <w:rPr>
+                <w:rFonts w:cs="Arial"/>
+                <w:i/>
+                <w:color w:val="0000FF"/>
+                <w:sz w:val="20"/>
+                <w:szCs w:val="20"/>
+                <w:lang w:val="es-GT"/>
+              </w:rPr>
+              <w:lastRenderedPageBreak/>
+              <w:drawing>
+                <wp:inline distT="0" distB="0" distL="0" distR="0" wp14:anchorId="126F3E4C" wp14:editId="0F5FBD3B">
+                  <wp:extent cx="6473825" cy="3884295"/>
+                  <wp:effectExtent l="0" t="0" r="3175" b="1905"/>
+                  <wp:docPr id="2013851195" name="Imagen 1"/>
+                  <wp:cNvGraphicFramePr>
+                    <a:graphicFrameLocks xmlns:a="http://schemas.openxmlformats.org/drawingml/2006/main" noChangeAspect="1"/>
+                  </wp:cNvGraphicFramePr>
+                  <a:graphic xmlns:a="http://schemas.openxmlformats.org/drawingml/2006/main">
+                    <a:graphicData uri="http://schemas.openxmlformats.org/drawingml/2006/picture">
+                      <pic:pic xmlns:pic="http://schemas.openxmlformats.org/drawingml/2006/picture">
+                        <pic:nvPicPr>
+                          <pic:cNvPr id="2013851195" name=""/>
+                          <pic:cNvPicPr/>
+                        </pic:nvPicPr>
+                        <pic:blipFill>
+                          <a:blip r:embed="rId11"/>
+                          <a:stretch>
+                            <a:fillRect/>
+                          </a:stretch>
+                        </pic:blipFill>
+                        <pic:spPr>
+                          <a:xfrm>
+                            <a:off x="0" y="0"/>
+                            <a:ext cx="6473825" cy="3884295"/>
+                          </a:xfrm>
+                          <a:prstGeom prst="rect">
+                            <a:avLst/>
+                          </a:prstGeom>
+                        </pic:spPr>
+                      </pic:pic>
+                    </a:graphicData>
+                  </a:graphic>
+                </wp:inline>
+              </w:drawing>
+            </w:r>
+          </w:p>
+          <w:p>
+            <w:pPr>
+              <w:spacing w:line="256" w:lineRule="auto"/>
+              <w:rPr>
+                <w:rFonts w:cs="Arial"/>
+                <w:i/>
+                <w:color w:val="0000FF"/>
+                <w:sz w:val="20"/>
+                <w:szCs w:val="20"/>
+                <w:lang w:val="es-GT"/>
+              </w:rPr>
+            </w:pPr>
+            <w:r>
+              <w:rPr>
+                <w:rFonts w:cs="Arial"/>
+                <w:i/>
+                <w:color w:val="0000FF"/>
+                <w:sz w:val="20"/>
+                <w:szCs w:val="20"/>
+                <w:lang w:val="es-GT"/>
+              </w:rPr>
               <w:t>3.</w:t>
             </w:r>
-          </w:p>
-          <w:p>
-            <w:pPr>
-              <w:spacing w:line="256" w:lineRule="auto"/>
+            <w:r>
               <w:rPr>
                 <w:rFonts w:cs="Arial"/>
                 <w:i/>
@@ -4817,8 +4565,12 @@
                 <w:szCs w:val="20"/>
                 <w:lang w:val="es-GT"/>
               </w:rPr>
-            </w:pPr>
-            <w:r>
+              <w:t>Ingresar datos “Agenda Paciente” de especialidad, médico, fecha cita, seleccionar horario, descripción</w:t>
+            </w:r>
+          </w:p>
+          <w:p>
+            <w:pPr>
+              <w:spacing w:line="256" w:lineRule="auto"/>
               <w:rPr>
                 <w:rFonts w:cs="Arial"/>
                 <w:i/>
@@ -4827,8 +4579,493 @@
                 <w:szCs w:val="20"/>
                 <w:lang w:val="es-GT"/>
               </w:rPr>
+            </w:pPr>
+            <w:r>
+              <w:rPr>
+                <w:rFonts w:cs="Arial"/>
+                <w:i/>
+                <w:color w:val="0000FF"/>
+                <w:sz w:val="20"/>
+                <w:szCs w:val="20"/>
+                <w:lang w:val="es-GT"/>
+              </w:rPr>
+              <w:drawing>
+                <wp:inline distT="0" distB="0" distL="0" distR="0" wp14:anchorId="4DEE2FC8" wp14:editId="45ABE86B">
+                  <wp:extent cx="6473825" cy="3562350"/>
+                  <wp:effectExtent l="0" t="0" r="3175" b="0"/>
+                  <wp:docPr id="1603808336" name="Imagen 1"/>
+                  <wp:cNvGraphicFramePr>
+                    <a:graphicFrameLocks xmlns:a="http://schemas.openxmlformats.org/drawingml/2006/main" noChangeAspect="1"/>
+                  </wp:cNvGraphicFramePr>
+                  <a:graphic xmlns:a="http://schemas.openxmlformats.org/drawingml/2006/main">
+                    <a:graphicData uri="http://schemas.openxmlformats.org/drawingml/2006/picture">
+                      <pic:pic xmlns:pic="http://schemas.openxmlformats.org/drawingml/2006/picture">
+                        <pic:nvPicPr>
+                          <pic:cNvPr id="1603808336" name=""/>
+                          <pic:cNvPicPr/>
+                        </pic:nvPicPr>
+                        <pic:blipFill>
+                          <a:blip r:embed="rId12"/>
+                          <a:stretch>
+                            <a:fillRect/>
+                          </a:stretch>
+                        </pic:blipFill>
+                        <pic:spPr>
+                          <a:xfrm>
+                            <a:off x="0" y="0"/>
+                            <a:ext cx="6473825" cy="3562350"/>
+                          </a:xfrm>
+                          <a:prstGeom prst="rect">
+                            <a:avLst/>
+                          </a:prstGeom>
+                        </pic:spPr>
+                      </pic:pic>
+                    </a:graphicData>
+                  </a:graphic>
+                </wp:inline>
+              </w:drawing>
+            </w:r>
+          </w:p>
+          <w:p>
+            <w:pPr>
+              <w:spacing w:line="256" w:lineRule="auto"/>
+              <w:rPr>
+                <w:rFonts w:cs="Arial"/>
+                <w:i/>
+                <w:color w:val="0000FF"/>
+                <w:sz w:val="20"/>
+                <w:szCs w:val="20"/>
+                <w:lang w:val="es-GT"/>
+              </w:rPr>
+            </w:pPr>
+            <w:r>
+              <w:rPr>
+                <w:rFonts w:cs="Arial"/>
+                <w:i/>
+                <w:noProof/>
+                <w:color w:val="0000FF"/>
+                <w:sz w:val="20"/>
+                <w:szCs w:val="20"/>
+                <w:lang w:val="es-GT"/>
+              </w:rPr>
+              <w:lastRenderedPageBreak/>
+              <mc:AlternateContent>
+                <mc:Choice Requires="wps">
+                  <w:drawing>
+                    <wp:anchor distT="0" distB="0" distL="114300" distR="114300" simplePos="0" relativeHeight="251659264" behindDoc="0" locked="0" layoutInCell="1" allowOverlap="1" wp14:anchorId="293D584D" wp14:editId="091C9051">
+                      <wp:simplePos x="0" y="0"/>
+                      <wp:positionH relativeFrom="column">
+                        <wp:posOffset>4604385</wp:posOffset>
+                      </wp:positionH>
+                      <wp:positionV relativeFrom="paragraph">
+                        <wp:posOffset>102870</wp:posOffset>
+                      </wp:positionV>
+                      <wp:extent cx="1028700" cy="676275"/>
+                      <wp:effectExtent l="19050" t="19050" r="38100" b="47625"/>
+                      <wp:wrapNone/>
+                      <wp:docPr id="1655830109" name="Rectángulo 1"/>
+                      <wp:cNvGraphicFramePr/>
+                      <a:graphic xmlns:a="http://schemas.openxmlformats.org/drawingml/2006/main">
+                        <a:graphicData uri="http://schemas.microsoft.com/office/word/2010/wordprocessingShape">
+                          <wps:wsp>
+                            <wps:cNvSpPr/>
+                            <wps:spPr>
+                              <a:xfrm>
+                                <a:off x="0" y="0"/>
+                                <a:ext cx="1028700" cy="676275"/>
+                              </a:xfrm>
+                              <a:prstGeom prst="rect">
+                                <a:avLst/>
+                              </a:prstGeom>
+                              <a:noFill/>
+                              <a:ln w="57150" cap="flat" cmpd="sng" algn="ctr">
+                                <a:solidFill>
+                                  <a:srgbClr val="EE0000"/>
+                                </a:solidFill>
+                                <a:prstDash val="solid"/>
+                                <a:round/>
+                                <a:headEnd type="none" w="med" len="med"/>
+                                <a:tailEnd type="none" w="med" len="med"/>
+                              </a:ln>
+                            </wps:spPr>
+                            <wps:style>
+                              <a:lnRef idx="0">
+                                <a:scrgbClr r="0" g="0" b="0"/>
+                              </a:lnRef>
+                              <a:fillRef idx="0">
+                                <a:scrgbClr r="0" g="0" b="0"/>
+                              </a:fillRef>
+                              <a:effectRef idx="0">
+                                <a:scrgbClr r="0" g="0" b="0"/>
+                              </a:effectRef>
+                              <a:fontRef idx="minor">
+                                <a:schemeClr val="accent2"/>
+                              </a:fontRef>
+                            </wps:style>
+                            <wps:bodyPr rot="0" spcFirstLastPara="0" vertOverflow="overflow" horzOverflow="overflow" vert="horz" wrap="square" lIns="91440" tIns="45720" rIns="91440" bIns="45720" numCol="1" spcCol="0" rtlCol="0" fromWordArt="0" anchor="ctr" anchorCtr="0" forceAA="0" compatLnSpc="1">
+                              <a:prstTxWarp prst="textNoShape">
+                                <a:avLst/>
+                              </a:prstTxWarp>
+                              <a:noAutofit/>
+                            </wps:bodyPr>
+                          </wps:wsp>
+                        </a:graphicData>
+                      </a:graphic>
+                      <wp14:sizeRelV relativeFrom="margin">
+                        <wp14:pctHeight>0</wp14:pctHeight>
+                      </wp14:sizeRelV>
+                    </wp:anchor>
+                  </w:drawing>
+                </mc:Choice>
+                <mc:Fallback>
+                  <w:pict>
+                    <v:rect w14:anchorId="0020D9D1" id="Rectángulo 1" o:spid="_x0000_s1026" style="position:absolute;margin-left:362.55pt;margin-top:8.1pt;width:81pt;height:53.25pt;z-index:251659264;visibility:visible;mso-wrap-style:square;mso-height-percent:0;mso-wrap-distance-left:9pt;mso-wrap-distance-top:0;mso-wrap-distance-right:9pt;mso-wrap-distance-bottom:0;mso-position-horizontal:absolute;mso-position-horizontal-relative:text;mso-position-vertical:absolute;mso-position-vertical-relative:text;mso-height-percent:0;mso-height-relative:margin;v-text-anchor:middle" o:gfxdata="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" filled="f" strokecolor="#e00" strokeweight="4.5pt">
+                      <v:stroke joinstyle="round"/>
+                    </v:rect>
+                  </w:pict>
+                </mc:Fallback>
+              </mc:AlternateContent>
+            </w:r>
+            <w:r>
+              <w:rPr>
+                <w:rFonts w:cs="Arial"/>
+                <w:i/>
+                <w:color w:val="0000FF"/>
+                <w:sz w:val="20"/>
+                <w:szCs w:val="20"/>
+                <w:lang w:val="es-GT"/>
+              </w:rPr>
               <w:t>4.</w:t>
             </w:r>
+            <w:r>
+              <w:rPr>
+                <w:rFonts w:cs="Arial"/>
+                <w:i/>
+                <w:color w:val="0000FF"/>
+                <w:sz w:val="20"/>
+                <w:szCs w:val="20"/>
+                <w:lang w:val="es-GT"/>
+              </w:rPr>
+              <w:t>Ingresar datos de pago, seguro o tarjeta</w:t>
+            </w:r>
+          </w:p>
+          <w:p>
+            <w:pPr>
+              <w:spacing w:line="256" w:lineRule="auto"/>
+              <w:rPr>
+                <w:rFonts w:cs="Arial"/>
+                <w:i/>
+                <w:color w:val="0000FF"/>
+                <w:sz w:val="20"/>
+                <w:szCs w:val="20"/>
+                <w:lang w:val="es-GT"/>
+              </w:rPr>
+            </w:pPr>
+            <w:r>
+              <w:rPr>
+                <w:rFonts w:cs="Arial"/>
+                <w:i/>
+                <w:color w:val="0000FF"/>
+                <w:sz w:val="20"/>
+                <w:szCs w:val="20"/>
+                <w:lang w:val="es-GT"/>
+              </w:rPr>
+              <w:drawing>
+                <wp:inline distT="0" distB="0" distL="0" distR="0" wp14:anchorId="06562D33" wp14:editId="3310C17D">
+                  <wp:extent cx="6473825" cy="3509645"/>
+                  <wp:effectExtent l="0" t="0" r="3175" b="0"/>
+                  <wp:docPr id="315377012" name="Imagen 1"/>
+                  <wp:cNvGraphicFramePr>
+                    <a:graphicFrameLocks xmlns:a="http://schemas.openxmlformats.org/drawingml/2006/main" noChangeAspect="1"/>
+                  </wp:cNvGraphicFramePr>
+                  <a:graphic xmlns:a="http://schemas.openxmlformats.org/drawingml/2006/main">
+                    <a:graphicData uri="http://schemas.openxmlformats.org/drawingml/2006/picture">
+                      <pic:pic xmlns:pic="http://schemas.openxmlformats.org/drawingml/2006/picture">
+                        <pic:nvPicPr>
+                          <pic:cNvPr id="315377012" name=""/>
+                          <pic:cNvPicPr/>
+                        </pic:nvPicPr>
+                        <pic:blipFill>
+                          <a:blip r:embed="rId13"/>
+                          <a:stretch>
+                            <a:fillRect/>
+                          </a:stretch>
+                        </pic:blipFill>
+                        <pic:spPr>
+                          <a:xfrm>
+                            <a:off x="0" y="0"/>
+                            <a:ext cx="6473825" cy="3509645"/>
+                          </a:xfrm>
+                          <a:prstGeom prst="rect">
+                            <a:avLst/>
+                          </a:prstGeom>
+                        </pic:spPr>
+                      </pic:pic>
+                    </a:graphicData>
+                  </a:graphic>
+                </wp:inline>
+              </w:drawing>
+            </w:r>
+          </w:p>
+          <w:p>
+            <w:pPr>
+              <w:spacing w:line="256" w:lineRule="auto"/>
+              <w:rPr>
+                <w:rFonts w:cs="Arial"/>
+                <w:i/>
+                <w:color w:val="0000FF"/>
+                <w:sz w:val="20"/>
+                <w:szCs w:val="20"/>
+                <w:lang w:val="es-GT"/>
+              </w:rPr>
+            </w:pPr>
+            <w:r>
+              <w:rPr>
+                <w:rFonts w:cs="Arial"/>
+                <w:i/>
+                <w:color w:val="0000FF"/>
+                <w:sz w:val="20"/>
+                <w:szCs w:val="20"/>
+                <w:lang w:val="es-GT"/>
+              </w:rPr>
+              <w:t>5. Confirmación de datos por parte del paciente.</w:t>
+            </w:r>
+          </w:p>
+          <w:p>
+            <w:pPr>
+              <w:spacing w:line="256" w:lineRule="auto"/>
+              <w:rPr>
+                <w:rFonts w:cs="Arial"/>
+                <w:i/>
+                <w:color w:val="0000FF"/>
+                <w:sz w:val="20"/>
+                <w:szCs w:val="20"/>
+                <w:lang w:val="es-GT"/>
+              </w:rPr>
+            </w:pPr>
+            <w:r>
+              <w:rPr>
+                <w:rFonts w:cs="Arial"/>
+                <w:i/>
+                <w:color w:val="0000FF"/>
+                <w:sz w:val="20"/>
+                <w:szCs w:val="20"/>
+                <w:lang w:val="es-GT"/>
+              </w:rPr>
+              <w:drawing>
+                <wp:inline distT="0" distB="0" distL="0" distR="0" wp14:anchorId="312BC3B7" wp14:editId="77000112">
+                  <wp:extent cx="6473825" cy="3634105"/>
+                  <wp:effectExtent l="0" t="0" r="3175" b="4445"/>
+                  <wp:docPr id="1544502039" name="Imagen 1"/>
+                  <wp:cNvGraphicFramePr>
+                    <a:graphicFrameLocks xmlns:a="http://schemas.openxmlformats.org/drawingml/2006/main" noChangeAspect="1"/>
+                  </wp:cNvGraphicFramePr>
+                  <a:graphic xmlns:a="http://schemas.openxmlformats.org/drawingml/2006/main">
+                    <a:graphicData uri="http://schemas.openxmlformats.org/drawingml/2006/picture">
+                      <pic:pic xmlns:pic="http://schemas.openxmlformats.org/drawingml/2006/picture">
+                        <pic:nvPicPr>
+                          <pic:cNvPr id="1544502039" name=""/>
+                          <pic:cNvPicPr/>
+                        </pic:nvPicPr>
+                        <pic:blipFill>
+                          <a:blip r:embed="rId14"/>
+                          <a:stretch>
+                            <a:fillRect/>
+                          </a:stretch>
+                        </pic:blipFill>
+                        <pic:spPr>
+                          <a:xfrm>
+                            <a:off x="0" y="0"/>
+                            <a:ext cx="6473825" cy="3634105"/>
+                          </a:xfrm>
+                          <a:prstGeom prst="rect">
+                            <a:avLst/>
+                          </a:prstGeom>
+                        </pic:spPr>
+                      </pic:pic>
+                    </a:graphicData>
+                  </a:graphic>
+                </wp:inline>
+              </w:drawing>
+            </w:r>
+          </w:p>
+          <w:p>
+            <w:pPr>
+              <w:spacing w:line="256" w:lineRule="auto"/>
+              <w:rPr>
+                <w:rFonts w:cs="Arial"/>
+                <w:i/>
+                <w:color w:val="0000FF"/>
+                <w:sz w:val="20"/>
+                <w:szCs w:val="20"/>
+                <w:lang w:val="es-GT"/>
+              </w:rPr>
+            </w:pPr>
+            <w:r>
+              <w:rPr>
+                <w:rFonts w:cs="Arial"/>
+                <w:i/>
+                <w:color w:val="0000FF"/>
+                <w:sz w:val="20"/>
+                <w:szCs w:val="20"/>
+                <w:lang w:val="es-GT"/>
+              </w:rPr>
+              <w:lastRenderedPageBreak/>
+              <w:t>6. Sistema crea cita programada</w:t>
+            </w:r>
+          </w:p>
+          <w:p>
+            <w:pPr>
+              <w:spacing w:line="256" w:lineRule="auto"/>
+              <w:rPr>
+                <w:rFonts w:cs="Arial"/>
+                <w:i/>
+                <w:color w:val="0000FF"/>
+                <w:sz w:val="20"/>
+                <w:szCs w:val="20"/>
+                <w:lang w:val="es-GT"/>
+              </w:rPr>
+            </w:pPr>
+            <w:r>
+              <w:rPr>
+                <w:rFonts w:cs="Arial"/>
+                <w:i/>
+                <w:color w:val="0000FF"/>
+                <w:sz w:val="20"/>
+                <w:szCs w:val="20"/>
+                <w:lang w:val="es-GT"/>
+              </w:rPr>
+              <w:drawing>
+                <wp:inline distT="0" distB="0" distL="0" distR="0" wp14:anchorId="22C81364" wp14:editId="709CAB08">
+                  <wp:extent cx="6473825" cy="2455545"/>
+                  <wp:effectExtent l="0" t="0" r="3175" b="1905"/>
+                  <wp:docPr id="1666500966" name="Imagen 1"/>
+                  <wp:cNvGraphicFramePr>
+                    <a:graphicFrameLocks xmlns:a="http://schemas.openxmlformats.org/drawingml/2006/main" noChangeAspect="1"/>
+                  </wp:cNvGraphicFramePr>
+                  <a:graphic xmlns:a="http://schemas.openxmlformats.org/drawingml/2006/main">
+                    <a:graphicData uri="http://schemas.openxmlformats.org/drawingml/2006/picture">
+                      <pic:pic xmlns:pic="http://schemas.openxmlformats.org/drawingml/2006/picture">
+                        <pic:nvPicPr>
+                          <pic:cNvPr id="1666500966" name=""/>
+                          <pic:cNvPicPr/>
+                        </pic:nvPicPr>
+                        <pic:blipFill>
+                          <a:blip r:embed="rId15"/>
+                          <a:stretch>
+                            <a:fillRect/>
+                          </a:stretch>
+                        </pic:blipFill>
+                        <pic:spPr>
+                          <a:xfrm>
+                            <a:off x="0" y="0"/>
+                            <a:ext cx="6473825" cy="2455545"/>
+                          </a:xfrm>
+                          <a:prstGeom prst="rect">
+                            <a:avLst/>
+                          </a:prstGeom>
+                        </pic:spPr>
+                      </pic:pic>
+                    </a:graphicData>
+                  </a:graphic>
+                </wp:inline>
+              </w:drawing>
+            </w:r>
+          </w:p>
+          <w:p>
+            <w:pPr>
+              <w:spacing w:line="256" w:lineRule="auto"/>
+              <w:rPr>
+                <w:rFonts w:cs="Arial"/>
+                <w:i/>
+                <w:color w:val="0000FF"/>
+                <w:sz w:val="20"/>
+                <w:szCs w:val="20"/>
+                <w:lang w:val="es-GT"/>
+              </w:rPr>
+            </w:pPr>
+            <w:r>
+              <w:rPr>
+                <w:rFonts w:cs="Arial"/>
+                <w:i/>
+                <w:color w:val="0000FF"/>
+                <w:sz w:val="20"/>
+                <w:szCs w:val="20"/>
+                <w:lang w:val="es-GT"/>
+              </w:rPr>
+              <w:t>7. Usuario escanéa o descarga QR que con tiene el ID de la cita la cual le servirá para ingresar por triaje en la fecha correspondiente.</w:t>
+            </w:r>
+          </w:p>
+          <w:p>
+            <w:pPr>
+              <w:spacing w:line="256" w:lineRule="auto"/>
+              <w:rPr>
+                <w:rFonts w:cs="Arial"/>
+                <w:i/>
+                <w:color w:val="0000FF"/>
+                <w:sz w:val="20"/>
+                <w:szCs w:val="20"/>
+                <w:lang w:val="es-GT"/>
+              </w:rPr>
+            </w:pPr>
+            <w:r>
+              <w:rPr>
+                <w:rFonts w:cs="Arial"/>
+                <w:i/>
+                <w:color w:val="0000FF"/>
+                <w:sz w:val="20"/>
+                <w:szCs w:val="20"/>
+                <w:lang w:val="es-GT"/>
+              </w:rPr>
+              <w:drawing>
+                <wp:inline distT="0" distB="0" distL="0" distR="0" wp14:anchorId="667D8017" wp14:editId="77A7E3CB">
+                  <wp:extent cx="3711262" cy="1127858"/>
+                  <wp:effectExtent l="0" t="0" r="3810" b="0"/>
+                  <wp:docPr id="2057927329" name="Imagen 1"/>
+                  <wp:cNvGraphicFramePr>
+                    <a:graphicFrameLocks xmlns:a="http://schemas.openxmlformats.org/drawingml/2006/main" noChangeAspect="1"/>
+                  </wp:cNvGraphicFramePr>
+                  <a:graphic xmlns:a="http://schemas.openxmlformats.org/drawingml/2006/main">
+                    <a:graphicData uri="http://schemas.openxmlformats.org/drawingml/2006/picture">
+                      <pic:pic xmlns:pic="http://schemas.openxmlformats.org/drawingml/2006/picture">
+                        <pic:nvPicPr>
+                          <pic:cNvPr id="2057927329" name=""/>
+                          <pic:cNvPicPr/>
+                        </pic:nvPicPr>
+                        <pic:blipFill>
+                          <a:blip r:embed="rId16"/>
+                          <a:stretch>
+                            <a:fillRect/>
+                          </a:stretch>
+                        </pic:blipFill>
+                        <pic:spPr>
+                          <a:xfrm>
+                            <a:off x="0" y="0"/>
+                            <a:ext cx="3711262" cy="1127858"/>
+                          </a:xfrm>
+                          <a:prstGeom prst="rect">
+                            <a:avLst/>
+                          </a:prstGeom>
+                        </pic:spPr>
+                      </pic:pic>
+                    </a:graphicData>
+                  </a:graphic>
+                </wp:inline>
+              </w:drawing>
+            </w:r>
+          </w:p>
+          <w:p>
+            <w:pPr>
+              <w:spacing w:line="256" w:lineRule="auto"/>
+              <w:rPr>
+                <w:rFonts w:cs="Arial"/>
+                <w:i/>
+                <w:color w:val="0000FF"/>
+                <w:sz w:val="20"/>
+                <w:szCs w:val="20"/>
+                <w:lang w:val="es-GT"/>
+              </w:rPr>
+            </w:pPr>
           </w:p>
         </w:tc>
       </w:tr>
@@ -4885,6 +5122,7 @@
                 <w:sz w:val="20"/>
                 <w:szCs w:val="20"/>
               </w:rPr>
+              <w:lastRenderedPageBreak/>
               <w:t>RESULTADOS DE LA PRUEBA</w:t>
             </w:r>
           </w:p>
@@ -4926,7 +5164,6 @@
                 <w:szCs w:val="20"/>
               </w:rPr>
             </w:pPr>
-            <w:proofErr w:type="spellStart"/>
             <w:r>
               <w:rPr>
                 <w:rFonts w:cs="Arial"/>
@@ -4937,7 +5174,6 @@
               </w:rPr>
               <w:t>Hallazgos</w:t>
             </w:r>
-            <w:proofErr w:type="spellEnd"/>
           </w:p>
         </w:tc>
         <w:tc>
@@ -4971,7 +5207,6 @@
                 <w:szCs w:val="20"/>
               </w:rPr>
             </w:pPr>
-            <w:proofErr w:type="spellStart"/>
             <w:r>
               <w:rPr>
                 <w:rFonts w:cs="Arial"/>
@@ -4982,7 +5217,6 @@
               </w:rPr>
               <w:t>Veredicto</w:t>
             </w:r>
-            <w:proofErr w:type="spellEnd"/>
           </w:p>
         </w:tc>
       </w:tr>
@@ -5103,19 +5337,16 @@
                 <w:szCs w:val="20"/>
               </w:rPr>
             </w:pPr>
-            <w:proofErr w:type="spellStart"/>
-            <w:r>
-              <w:rPr>
-                <w:rFonts w:cs="Arial"/>
-                <w:b/>
-                <w:bCs/>
-                <w:sz w:val="20"/>
-                <w:szCs w:val="20"/>
-              </w:rPr>
-              <w:lastRenderedPageBreak/>
+            <w:r>
+              <w:rPr>
+                <w:rFonts w:cs="Arial"/>
+                <w:b/>
+                <w:bCs/>
+                <w:sz w:val="20"/>
+                <w:szCs w:val="20"/>
+              </w:rPr>
               <w:t>Observaciones</w:t>
             </w:r>
-            <w:proofErr w:type="spellEnd"/>
           </w:p>
         </w:tc>
         <w:tc>
@@ -5149,27 +5380,15 @@
                 <w:szCs w:val="20"/>
               </w:rPr>
             </w:pPr>
-            <w:proofErr w:type="spellStart"/>
-            <w:r>
-              <w:rPr>
-                <w:rFonts w:cs="Arial"/>
-                <w:b/>
-                <w:bCs/>
-                <w:sz w:val="20"/>
-                <w:szCs w:val="20"/>
-              </w:rPr>
-              <w:t>Analista</w:t>
-            </w:r>
-            <w:proofErr w:type="spellEnd"/>
-            <w:r>
-              <w:rPr>
-                <w:rFonts w:cs="Arial"/>
-                <w:b/>
-                <w:bCs/>
-                <w:sz w:val="20"/>
-                <w:szCs w:val="20"/>
-              </w:rPr>
-              <w:t xml:space="preserve"> de QA</w:t>
+            <w:r>
+              <w:rPr>
+                <w:rFonts w:cs="Arial"/>
+                <w:b/>
+                <w:bCs/>
+                <w:sz w:val="20"/>
+                <w:szCs w:val="20"/>
+              </w:rPr>
+              <w:t>Analista de QA</w:t>
             </w:r>
           </w:p>
         </w:tc>
@@ -5544,6 +5763,7 @@
                 <w:sz w:val="20"/>
                 <w:szCs w:val="20"/>
               </w:rPr>
+              <w:lastRenderedPageBreak/>
               <w:t>CASO DE PRUEBA No.</w:t>
             </w:r>
           </w:p>
@@ -6058,21 +6278,8 @@
                 <w:szCs w:val="20"/>
                 <w:lang w:val="es-GT"/>
               </w:rPr>
-              <w:t xml:space="preserve">Registro y </w:t>
-            </w:r>
-            <w:proofErr w:type="spellStart"/>
-            <w:r>
-              <w:rPr>
-                <w:rFonts w:cs="Arial"/>
-                <w:i/>
-                <w:color w:val="0000FF"/>
-                <w:sz w:val="20"/>
-                <w:szCs w:val="20"/>
-                <w:lang w:val="es-GT"/>
-              </w:rPr>
-              <w:t>Triaje</w:t>
-            </w:r>
-            <w:proofErr w:type="spellEnd"/>
+              <w:t>Registro y Triaje</w:t>
+            </w:r>
           </w:p>
         </w:tc>
       </w:tr>
@@ -6596,7 +6803,6 @@
                 <w:szCs w:val="20"/>
               </w:rPr>
             </w:pPr>
-            <w:proofErr w:type="spellStart"/>
             <w:r>
               <w:rPr>
                 <w:rFonts w:cs="Arial"/>
@@ -6607,7 +6813,6 @@
               </w:rPr>
               <w:t>Hallazgos</w:t>
             </w:r>
-            <w:proofErr w:type="spellEnd"/>
           </w:p>
         </w:tc>
         <w:tc>
@@ -6641,7 +6846,6 @@
                 <w:szCs w:val="20"/>
               </w:rPr>
             </w:pPr>
-            <w:proofErr w:type="spellStart"/>
             <w:r>
               <w:rPr>
                 <w:rFonts w:cs="Arial"/>
@@ -6652,7 +6856,6 @@
               </w:rPr>
               <w:t>Veredicto</w:t>
             </w:r>
-            <w:proofErr w:type="spellEnd"/>
           </w:p>
         </w:tc>
       </w:tr>
@@ -6773,7 +6976,6 @@
                 <w:szCs w:val="20"/>
               </w:rPr>
             </w:pPr>
-            <w:proofErr w:type="spellStart"/>
             <w:r>
               <w:rPr>
                 <w:rFonts w:cs="Arial"/>
@@ -6784,7 +6986,6 @@
               </w:rPr>
               <w:t>Observaciones</w:t>
             </w:r>
-            <w:proofErr w:type="spellEnd"/>
           </w:p>
         </w:tc>
         <w:tc>
@@ -6818,27 +7019,15 @@
                 <w:szCs w:val="20"/>
               </w:rPr>
             </w:pPr>
-            <w:proofErr w:type="spellStart"/>
-            <w:r>
-              <w:rPr>
-                <w:rFonts w:cs="Arial"/>
-                <w:b/>
-                <w:bCs/>
-                <w:sz w:val="20"/>
-                <w:szCs w:val="20"/>
-              </w:rPr>
-              <w:t>Analista</w:t>
-            </w:r>
-            <w:proofErr w:type="spellEnd"/>
-            <w:r>
-              <w:rPr>
-                <w:rFonts w:cs="Arial"/>
-                <w:b/>
-                <w:bCs/>
-                <w:sz w:val="20"/>
-                <w:szCs w:val="20"/>
-              </w:rPr>
-              <w:t xml:space="preserve"> de QA</w:t>
+            <w:r>
+              <w:rPr>
+                <w:rFonts w:cs="Arial"/>
+                <w:b/>
+                <w:bCs/>
+                <w:sz w:val="20"/>
+                <w:szCs w:val="20"/>
+              </w:rPr>
+              <w:t>Analista de QA</w:t>
             </w:r>
           </w:p>
         </w:tc>
@@ -6939,7 +7128,6 @@
                 <w:szCs w:val="20"/>
                 <w:lang w:val="es-GT"/>
               </w:rPr>
-              <w:lastRenderedPageBreak/>
               <w:t>Jonathan Guamuch</w:t>
             </w:r>
           </w:p>
@@ -8251,7 +8439,6 @@
                 <w:szCs w:val="20"/>
               </w:rPr>
             </w:pPr>
-            <w:proofErr w:type="spellStart"/>
             <w:r>
               <w:rPr>
                 <w:rFonts w:cs="Arial"/>
@@ -8262,7 +8449,6 @@
               </w:rPr>
               <w:t>Hallazgos</w:t>
             </w:r>
-            <w:proofErr w:type="spellEnd"/>
           </w:p>
         </w:tc>
         <w:tc>
@@ -8296,7 +8482,6 @@
                 <w:szCs w:val="20"/>
               </w:rPr>
             </w:pPr>
-            <w:proofErr w:type="spellStart"/>
             <w:r>
               <w:rPr>
                 <w:rFonts w:cs="Arial"/>
@@ -8307,7 +8492,6 @@
               </w:rPr>
               <w:t>Veredicto</w:t>
             </w:r>
-            <w:proofErr w:type="spellEnd"/>
           </w:p>
         </w:tc>
       </w:tr>
@@ -8428,7 +8612,6 @@
                 <w:szCs w:val="20"/>
               </w:rPr>
             </w:pPr>
-            <w:proofErr w:type="spellStart"/>
             <w:r>
               <w:rPr>
                 <w:rFonts w:cs="Arial"/>
@@ -8439,7 +8622,6 @@
               </w:rPr>
               <w:t>Observaciones</w:t>
             </w:r>
-            <w:proofErr w:type="spellEnd"/>
           </w:p>
         </w:tc>
         <w:tc>
@@ -8473,27 +8655,15 @@
                 <w:szCs w:val="20"/>
               </w:rPr>
             </w:pPr>
-            <w:proofErr w:type="spellStart"/>
-            <w:r>
-              <w:rPr>
-                <w:rFonts w:cs="Arial"/>
-                <w:b/>
-                <w:bCs/>
-                <w:sz w:val="20"/>
-                <w:szCs w:val="20"/>
-              </w:rPr>
-              <w:t>Analista</w:t>
-            </w:r>
-            <w:proofErr w:type="spellEnd"/>
-            <w:r>
-              <w:rPr>
-                <w:rFonts w:cs="Arial"/>
-                <w:b/>
-                <w:bCs/>
-                <w:sz w:val="20"/>
-                <w:szCs w:val="20"/>
-              </w:rPr>
-              <w:t xml:space="preserve"> de QA</w:t>
+            <w:r>
+              <w:rPr>
+                <w:rFonts w:cs="Arial"/>
+                <w:b/>
+                <w:bCs/>
+                <w:sz w:val="20"/>
+                <w:szCs w:val="20"/>
+              </w:rPr>
+              <w:t>Analista de QA</w:t>
             </w:r>
           </w:p>
         </w:tc>
@@ -8750,7 +8920,7 @@
       </w:pPr>
     </w:p>
     <w:sectPr>
-      <w:footerReference w:type="default" r:id="rId8"/>
+      <w:footerReference w:type="default" r:id="rId17"/>
       <w:type w:val="continuous"/>
       <w:pgSz w:w="12281" w:h="15882"/>
       <w:pgMar w:top="1440" w:right="1440" w:bottom="1440" w:left="1440" w:header="0" w:footer="0" w:gutter="0"/>
@@ -9680,6 +9850,119 @@
     <w:nsid w:val="54CD0EDB"/>
     <w:multiLevelType w:val="hybridMultilevel"/>
     <w:tmpl w:val="2BDCE1BA"/>
+    <w:lvl w:ilvl="0" w:tplc="100A0001">
+      <w:start w:val="1"/>
+      <w:numFmt w:val="bullet"/>
+      <w:lvlText w:val=""/>
+      <w:lvlJc w:val="left"/>
+      <w:pPr>
+        <w:ind w:left="720" w:hanging="360"/>
+      </w:pPr>
+      <w:rPr>
+        <w:rFonts w:ascii="Symbol" w:hAnsi="Symbol" w:hint="default"/>
+      </w:rPr>
+    </w:lvl>
+    <w:lvl w:ilvl="1" w:tplc="100A0003" w:tentative="1">
+      <w:start w:val="1"/>
+      <w:numFmt w:val="bullet"/>
+      <w:lvlText w:val="o"/>
+      <w:lvlJc w:val="left"/>
+      <w:pPr>
+        <w:ind w:left="1440" w:hanging="360"/>
+      </w:pPr>
+      <w:rPr>
+        <w:rFonts w:ascii="Courier New" w:hAnsi="Courier New" w:cs="Courier New" w:hint="default"/>
+      </w:rPr>
+    </w:lvl>
+    <w:lvl w:ilvl="2" w:tplc="100A0005" w:tentative="1">
+      <w:start w:val="1"/>
+      <w:numFmt w:val="bullet"/>
+      <w:lvlText w:val=""/>
+      <w:lvlJc w:val="left"/>
+      <w:pPr>
+        <w:ind w:left="2160" w:hanging="360"/>
+      </w:pPr>
+      <w:rPr>
+        <w:rFonts w:ascii="Wingdings" w:hAnsi="Wingdings" w:hint="default"/>
+      </w:rPr>
+    </w:lvl>
+    <w:lvl w:ilvl="3" w:tplc="100A0001" w:tentative="1">
+      <w:start w:val="1"/>
+      <w:numFmt w:val="bullet"/>
+      <w:lvlText w:val=""/>
+      <w:lvlJc w:val="left"/>
+      <w:pPr>
+        <w:ind w:left="2880" w:hanging="360"/>
+      </w:pPr>
+      <w:rPr>
+        <w:rFonts w:ascii="Symbol" w:hAnsi="Symbol" w:hint="default"/>
+      </w:rPr>
+    </w:lvl>
+    <w:lvl w:ilvl="4" w:tplc="100A0003" w:tentative="1">
+      <w:start w:val="1"/>
+      <w:numFmt w:val="bullet"/>
+      <w:lvlText w:val="o"/>
+      <w:lvlJc w:val="left"/>
+      <w:pPr>
+        <w:ind w:left="3600" w:hanging="360"/>
+      </w:pPr>
+      <w:rPr>
+        <w:rFonts w:ascii="Courier New" w:hAnsi="Courier New" w:cs="Courier New" w:hint="default"/>
+      </w:rPr>
+    </w:lvl>
+    <w:lvl w:ilvl="5" w:tplc="100A0005" w:tentative="1">
+      <w:start w:val="1"/>
+      <w:numFmt w:val="bullet"/>
+      <w:lvlText w:val=""/>
+      <w:lvlJc w:val="left"/>
+      <w:pPr>
+        <w:ind w:left="4320" w:hanging="360"/>
+      </w:pPr>
+      <w:rPr>
+        <w:rFonts w:ascii="Wingdings" w:hAnsi="Wingdings" w:hint="default"/>
+      </w:rPr>
+    </w:lvl>
+    <w:lvl w:ilvl="6" w:tplc="100A0001" w:tentative="1">
+      <w:start w:val="1"/>
+      <w:numFmt w:val="bullet"/>
+      <w:lvlText w:val=""/>
+      <w:lvlJc w:val="left"/>
+      <w:pPr>
+        <w:ind w:left="5040" w:hanging="360"/>
+      </w:pPr>
+      <w:rPr>
+        <w:rFonts w:ascii="Symbol" w:hAnsi="Symbol" w:hint="default"/>
+      </w:rPr>
+    </w:lvl>
+    <w:lvl w:ilvl="7" w:tplc="100A0003" w:tentative="1">
+      <w:start w:val="1"/>
+      <w:numFmt w:val="bullet"/>
+      <w:lvlText w:val="o"/>
+      <w:lvlJc w:val="left"/>
+      <w:pPr>
+        <w:ind w:left="5760" w:hanging="360"/>
+      </w:pPr>
+      <w:rPr>
+        <w:rFonts w:ascii="Courier New" w:hAnsi="Courier New" w:cs="Courier New" w:hint="default"/>
+      </w:rPr>
+    </w:lvl>
+    <w:lvl w:ilvl="8" w:tplc="100A0005" w:tentative="1">
+      <w:start w:val="1"/>
+      <w:numFmt w:val="bullet"/>
+      <w:lvlText w:val=""/>
+      <w:lvlJc w:val="left"/>
+      <w:pPr>
+        <w:ind w:left="6480" w:hanging="360"/>
+      </w:pPr>
+      <w:rPr>
+        <w:rFonts w:ascii="Wingdings" w:hAnsi="Wingdings" w:hint="default"/>
+      </w:rPr>
+    </w:lvl>
+  </w:abstractNum>
+  <w:abstractNum w:abstractNumId="9" w15:restartNumberingAfterBreak="0">
+    <w:nsid w:val="712A355D"/>
+    <w:multiLevelType w:val="hybridMultilevel"/>
+    <w:tmpl w:val="C51686FC"/>
     <w:lvl w:ilvl="0" w:tplc="100A0001">
       <w:start w:val="1"/>
       <w:numFmt w:val="bullet"/>
@@ -9869,6 +10152,9 @@
   </w:num>
   <w:num w:numId="9" w16cid:durableId="221526823">
     <w:abstractNumId w:val="3"/>
+  </w:num>
+  <w:num w:numId="10" w16cid:durableId="405107638">
+    <w:abstractNumId w:val="9"/>
   </w:num>
   <w:numIdMacAtCleanup w:val="8"/>
 </w:numbering>
